--- a/workbooks/ru-vs-mx-1897.docx
+++ b/workbooks/ru-vs-mx-1897.docx
@@ -1,10 +1,11 @@
 
 <file path=word/document.xml><?xml version="1.0" encoding="utf-8"?>
-<w:document xmlns:wpc="http://schemas.microsoft.com/office/word/2010/wordprocessingCanvas" xmlns:cx="http://schemas.microsoft.com/office/drawing/2014/chartex" xmlns:cx1="http://schemas.microsoft.com/office/drawing/2015/9/8/chartex" xmlns:cx2="http://schemas.microsoft.com/office/drawing/2015/10/21/chartex" xmlns:cx3="http://schemas.microsoft.com/office/drawing/2016/5/9/chartex" xmlns:cx4="http://schemas.microsoft.com/office/drawing/2016/5/10/chartex" xmlns:cx5="http://schemas.microsoft.com/office/drawing/2016/5/11/chartex" xmlns:cx6="http://schemas.microsoft.com/office/drawing/2016/5/12/chartex" xmlns:cx7="http://schemas.microsoft.com/office/drawing/2016/5/13/chartex" xmlns:cx8="http://schemas.microsoft.com/office/drawing/2016/5/14/chartex" xmlns:mc="http://schemas.openxmlformats.org/markup-compatibility/2006" xmlns:aink="http://schemas.microsoft.com/office/drawing/2016/ink" xmlns:am3d="http://schemas.microsoft.com/office/drawing/2017/model3d" xmlns:o="urn:schemas-microsoft-com:office:office" xmlns:oel="http://schemas.microsoft.com/office/2019/extlst" xmlns:r="http://schemas.openxmlformats.org/officeDocument/2006/relationships" xmlns:m="http://schemas.openxmlformats.org/officeDocument/2006/math" xmlns:v="urn:schemas-microsoft-com:vml" xmlns:wp14="http://schemas.microsoft.com/office/word/2010/wordprocessingDrawing" xmlns:wp="http://schemas.openxmlformats.org/drawingml/2006/wordprocessingDrawing" xmlns:w10="urn:schemas-microsoft-com:office:word" xmlns:w="http://schemas.openxmlformats.org/wordprocessingml/2006/main" xmlns:w14="http://schemas.microsoft.com/office/word/2010/wordml" xmlns:w15="http://schemas.microsoft.com/office/word/2012/wordml" xmlns:w16cex="http://schemas.microsoft.com/office/word/2018/wordml/cex" xmlns:w16cid="http://schemas.microsoft.com/office/word/2016/wordml/cid" xmlns:w16="http://schemas.microsoft.com/office/word/2018/wordml" xmlns:w16du="http://schemas.microsoft.com/office/word/2023/wordml/word16du" xmlns:w16sdtdh="http://schemas.microsoft.com/office/word/2020/wordml/sdtdatahash" xmlns:w16sdtfl="http://schemas.microsoft.com/office/word/2024/wordml/sdtformatlock" xmlns:w16se="http://schemas.microsoft.com/office/word/2015/wordml/symex" xmlns:wpg="http://schemas.microsoft.com/office/word/2010/wordprocessingGroup" xmlns:wpi="http://schemas.microsoft.com/office/word/2010/wordprocessingInk" xmlns:wne="http://schemas.microsoft.com/office/word/2006/wordml" xmlns:wps="http://schemas.microsoft.com/office/word/2010/wordprocessingShape" mc:Ignorable="w14 w15 w16se w16cid w16 w16cex w16sdtdh w16sdtfl w16du wp14">
+<w:document xmlns:wpc="http://schemas.microsoft.com/office/word/2010/wordprocessingCanvas" xmlns:cx="http://schemas.microsoft.com/office/drawing/2014/chartex" xmlns:cx1="http://schemas.microsoft.com/office/drawing/2015/9/8/chartex" xmlns:cx2="http://schemas.microsoft.com/office/drawing/2015/10/21/chartex" xmlns:cx3="http://schemas.microsoft.com/office/drawing/2016/5/9/chartex" xmlns:cx4="http://schemas.microsoft.com/office/drawing/2016/5/10/chartex" xmlns:cx5="http://schemas.microsoft.com/office/drawing/2016/5/11/chartex" xmlns:cx6="http://schemas.microsoft.com/office/drawing/2016/5/12/chartex" xmlns:cx7="http://schemas.microsoft.com/office/drawing/2016/5/13/chartex" xmlns:cx8="http://schemas.microsoft.com/office/drawing/2016/5/14/chartex" xmlns:mc="http://schemas.openxmlformats.org/markup-compatibility/2006" xmlns:aink="http://schemas.microsoft.com/office/drawing/2016/ink" xmlns:am3d="http://schemas.microsoft.com/office/drawing/2017/model3d" xmlns:o="urn:schemas-microsoft-com:office:office" xmlns:r="http://schemas.openxmlformats.org/officeDocument/2006/relationships" xmlns:m="http://schemas.openxmlformats.org/officeDocument/2006/math" xmlns:v="urn:schemas-microsoft-com:vml" xmlns:wp14="http://schemas.microsoft.com/office/word/2010/wordprocessingDrawing" xmlns:wp="http://schemas.openxmlformats.org/drawingml/2006/wordprocessingDrawing" xmlns:w10="urn:schemas-microsoft-com:office:word" xmlns:w="http://schemas.openxmlformats.org/wordprocessingml/2006/main" xmlns:w14="http://schemas.microsoft.com/office/word/2010/wordml" xmlns:w15="http://schemas.microsoft.com/office/word/2012/wordml" xmlns:w16cid="http://schemas.microsoft.com/office/word/2016/wordml/cid" xmlns:w16se="http://schemas.microsoft.com/office/word/2015/wordml/symex" xmlns:wpg="http://schemas.microsoft.com/office/word/2010/wordprocessingGroup" xmlns:wpi="http://schemas.microsoft.com/office/word/2010/wordprocessingInk" xmlns:wne="http://schemas.microsoft.com/office/word/2006/wordml" xmlns:wps="http://schemas.microsoft.com/office/word/2010/wordprocessingShape" mc:Ignorable="w14 w15 w16se w16cid wp14">
   <w:body>
     <w:p>
       <w:pPr>
         <w:pStyle w:val="NormalWeb"/>
+        <w:spacing w:before="0" w:beforeAutospacing="0" w:after="60" w:afterAutospacing="0"/>
         <w:rPr>
           <w:b/>
           <w:bCs/>
@@ -50,6 +51,7 @@
     <w:p>
       <w:pPr>
         <w:pStyle w:val="NormalWeb"/>
+        <w:spacing w:before="0" w:beforeAutospacing="0" w:after="60" w:afterAutospacing="0"/>
         <w:rPr>
           <w:b/>
           <w:bCs/>
@@ -99,6 +101,7 @@
     </w:p>
     <w:p>
       <w:pPr>
+        <w:spacing w:after="60" w:line="240" w:lineRule="auto"/>
         <w:rPr>
           <w:rFonts w:ascii="Times New Roman" w:hAnsi="Times New Roman" w:cs="Times New Roman"/>
           <w:lang w:val="ru-RU"/>
@@ -193,6 +196,23 @@
         </w:rPr>
         <w:t xml:space="preserve"> </w:t>
       </w:r>
+    </w:p>
+    <w:p>
+      <w:pPr>
+        <w:spacing w:after="60" w:line="240" w:lineRule="auto"/>
+        <w:ind w:left="720"/>
+        <w:rPr>
+          <w:rFonts w:ascii="Times New Roman" w:hAnsi="Times New Roman" w:cs="Times New Roman"/>
+          <w:lang w:val="ru-RU"/>
+        </w:rPr>
+      </w:pPr>
+      <w:r>
+        <w:rPr>
+          <w:rFonts w:ascii="Times New Roman" w:hAnsi="Times New Roman" w:cs="Times New Roman"/>
+          <w:lang w:val="ru-RU"/>
+        </w:rPr>
+        <w:t xml:space="preserve">2 = 375,352 </w:t>
+      </w:r>
       <w:r>
         <w:rPr>
           <w:rFonts w:ascii="Times New Roman" w:hAnsi="Times New Roman" w:cs="Times New Roman"/>
@@ -205,7 +225,7 @@
           <w:rFonts w:ascii="Times New Roman" w:hAnsi="Times New Roman" w:cs="Times New Roman"/>
           <w:lang w:val="ru-RU"/>
         </w:rPr>
-        <w:t xml:space="preserve">2 = 375,352, </w:t>
+        <w:t xml:space="preserve">3 = 377,217 </w:t>
       </w:r>
       <w:r>
         <w:rPr>
@@ -219,7 +239,7 @@
           <w:rFonts w:ascii="Times New Roman" w:hAnsi="Times New Roman" w:cs="Times New Roman"/>
           <w:lang w:val="ru-RU"/>
         </w:rPr>
-        <w:t xml:space="preserve">3 = 377,217, </w:t>
+        <w:t xml:space="preserve">4 = 381,878 </w:t>
       </w:r>
       <w:r>
         <w:rPr>
@@ -233,56 +253,42 @@
           <w:rFonts w:ascii="Times New Roman" w:hAnsi="Times New Roman" w:cs="Times New Roman"/>
           <w:lang w:val="ru-RU"/>
         </w:rPr>
-        <w:t xml:space="preserve">4 = 381,878, </w:t>
-      </w:r>
-      <w:r>
-        <w:rPr>
-          <w:rFonts w:ascii="Times New Roman" w:hAnsi="Times New Roman" w:cs="Times New Roman"/>
-          <w:lang w:val="ru-RU"/>
-        </w:rPr>
-        <w:br/>
-      </w:r>
-      <w:r>
-        <w:rPr>
-          <w:rFonts w:ascii="Times New Roman" w:hAnsi="Times New Roman" w:cs="Times New Roman"/>
-          <w:lang w:val="ru-RU"/>
-        </w:rPr>
-        <w:t>5 = 374,954.</w:t>
-      </w:r>
-    </w:p>
-    <w:p>
-      <w:pPr>
-        <w:rPr>
-          <w:rFonts w:ascii="Times New Roman" w:hAnsi="Times New Roman" w:cs="Times New Roman"/>
-          <w:lang w:val="ru-RU"/>
-        </w:rPr>
-      </w:pPr>
-      <w:r>
-        <w:rPr>
-          <w:rFonts w:ascii="Times New Roman" w:hAnsi="Times New Roman" w:cs="Times New Roman"/>
-          <w:lang w:val="ru-RU"/>
-        </w:rPr>
-        <w:t xml:space="preserve">При высокой младенческой и </w:t>
-      </w:r>
-      <w:proofErr w:type="spellStart"/>
-      <w:r>
-        <w:rPr>
-          <w:rFonts w:ascii="Times New Roman" w:hAnsi="Times New Roman" w:cs="Times New Roman"/>
-          <w:lang w:val="ru-RU"/>
-        </w:rPr>
-        <w:t>раннедетской</w:t>
-      </w:r>
-      <w:proofErr w:type="spellEnd"/>
-      <w:r>
-        <w:rPr>
-          <w:rFonts w:ascii="Times New Roman" w:hAnsi="Times New Roman" w:cs="Times New Roman"/>
-          <w:lang w:val="ru-RU"/>
-        </w:rPr>
-        <w:t xml:space="preserve"> смертности это выглядит неправдоподобно: нормальная форма должна была бы идти вниз с возрастом, а не вверх от 1 к 2.</w:t>
-      </w:r>
-    </w:p>
-    <w:p>
-      <w:pPr>
+        <w:t>5 = 374,954</w:t>
+      </w:r>
+    </w:p>
+    <w:p>
+      <w:pPr>
+        <w:spacing w:after="60" w:line="240" w:lineRule="auto"/>
+        <w:rPr>
+          <w:rFonts w:ascii="Times New Roman" w:hAnsi="Times New Roman" w:cs="Times New Roman"/>
+          <w:lang w:val="ru-RU"/>
+        </w:rPr>
+      </w:pPr>
+      <w:r>
+        <w:rPr>
+          <w:rFonts w:ascii="Times New Roman" w:hAnsi="Times New Roman" w:cs="Times New Roman"/>
+          <w:lang w:val="ru-RU"/>
+        </w:rPr>
+        <w:t>При высокой младенческой и раннедетской смертности это выглядит неправдоподобн</w:t>
+      </w:r>
+      <w:r>
+        <w:rPr>
+          <w:rFonts w:ascii="Times New Roman" w:hAnsi="Times New Roman" w:cs="Times New Roman"/>
+          <w:lang w:val="ru-RU"/>
+        </w:rPr>
+        <w:t>ым</w:t>
+      </w:r>
+      <w:r>
+        <w:rPr>
+          <w:rFonts w:ascii="Times New Roman" w:hAnsi="Times New Roman" w:cs="Times New Roman"/>
+          <w:lang w:val="ru-RU"/>
+        </w:rPr>
+        <w:t>: нормальная форма должна была бы идти вниз с возрастом, а не вверх от 1 к 2.</w:t>
+      </w:r>
+    </w:p>
+    <w:p>
+      <w:pPr>
+        <w:spacing w:after="60" w:line="240" w:lineRule="auto"/>
         <w:rPr>
           <w:rFonts w:ascii="Times New Roman" w:hAnsi="Times New Roman" w:cs="Times New Roman"/>
           <w:lang w:val="ru-RU"/>
@@ -307,54 +313,21 @@
           <w:rFonts w:ascii="Times New Roman" w:hAnsi="Times New Roman" w:cs="Times New Roman"/>
           <w:lang w:val="ru-RU"/>
         </w:rPr>
-        <w:t xml:space="preserve">оценки </w:t>
-      </w:r>
-      <w:proofErr w:type="spellStart"/>
-      <w:r>
-        <w:rPr>
-          <w:rFonts w:ascii="Times New Roman" w:hAnsi="Times New Roman" w:cs="Times New Roman"/>
-          <w:lang w:val="ru-RU"/>
-        </w:rPr>
-        <w:t>Коллвера</w:t>
-      </w:r>
-      <w:proofErr w:type="spellEnd"/>
-      <w:r>
-        <w:rPr>
-          <w:rFonts w:ascii="Times New Roman" w:hAnsi="Times New Roman" w:cs="Times New Roman"/>
-          <w:lang w:val="ru-RU"/>
-        </w:rPr>
-        <w:t xml:space="preserve"> именно для Мексики дореволюционного времени. </w:t>
-      </w:r>
-    </w:p>
-    <w:p>
-      <w:pPr>
-        <w:rPr>
-          <w:rFonts w:ascii="Times New Roman" w:hAnsi="Times New Roman" w:cs="Times New Roman"/>
-          <w:lang w:val="ru-RU"/>
-        </w:rPr>
-      </w:pPr>
-      <w:r>
-        <w:rPr>
-          <w:rFonts w:ascii="Times New Roman" w:hAnsi="Times New Roman" w:cs="Times New Roman"/>
-          <w:lang w:val="ru-RU"/>
-        </w:rPr>
-        <w:t xml:space="preserve">У </w:t>
-      </w:r>
-      <w:proofErr w:type="spellStart"/>
-      <w:r>
-        <w:rPr>
-          <w:rFonts w:ascii="Times New Roman" w:hAnsi="Times New Roman" w:cs="Times New Roman"/>
-          <w:lang w:val="ru-RU"/>
-        </w:rPr>
-        <w:t>Коллвера</w:t>
-      </w:r>
-      <w:proofErr w:type="spellEnd"/>
-      <w:r>
-        <w:rPr>
-          <w:rFonts w:ascii="Times New Roman" w:hAnsi="Times New Roman" w:cs="Times New Roman"/>
-          <w:lang w:val="ru-RU"/>
-        </w:rPr>
-        <w:t xml:space="preserve"> для Мексики в 1895-99 стоят:</w:t>
+        <w:t xml:space="preserve">оценки Коллвера именно для Мексики дореволюционного времени. </w:t>
+      </w:r>
+      <w:r>
+        <w:rPr>
+          <w:rFonts w:ascii="Times New Roman" w:hAnsi="Times New Roman" w:cs="Times New Roman"/>
+          <w:lang w:val="ru-RU"/>
+        </w:rPr>
+        <w:t xml:space="preserve"> </w:t>
+      </w:r>
+      <w:r>
+        <w:rPr>
+          <w:rFonts w:ascii="Times New Roman" w:hAnsi="Times New Roman" w:cs="Times New Roman"/>
+          <w:lang w:val="ru-RU"/>
+        </w:rPr>
+        <w:t>У Коллвера для Мексики в 1895-99 стоят:</w:t>
       </w:r>
     </w:p>
     <w:p>
@@ -363,6 +336,7 @@
           <w:ilvl w:val="0"/>
           <w:numId w:val="26"/>
         </w:numPr>
+        <w:spacing w:after="60" w:line="240" w:lineRule="auto"/>
         <w:rPr>
           <w:rFonts w:ascii="Times New Roman" w:hAnsi="Times New Roman" w:cs="Times New Roman"/>
         </w:rPr>
@@ -380,6 +354,7 @@
           <w:ilvl w:val="0"/>
           <w:numId w:val="26"/>
         </w:numPr>
+        <w:spacing w:after="60" w:line="240" w:lineRule="auto"/>
         <w:rPr>
           <w:rFonts w:ascii="Times New Roman" w:hAnsi="Times New Roman" w:cs="Times New Roman"/>
         </w:rPr>
@@ -421,6 +396,7 @@
     </w:p>
     <w:p>
       <w:pPr>
+        <w:spacing w:after="60" w:line="240" w:lineRule="auto"/>
         <w:rPr>
           <w:rFonts w:ascii="Times New Roman" w:hAnsi="Times New Roman" w:cs="Times New Roman"/>
           <w:lang w:val="ru-RU"/>
@@ -470,27 +446,12 @@
           <w:rFonts w:ascii="Times New Roman" w:hAnsi="Times New Roman" w:cs="Times New Roman"/>
           <w:lang w:val="ru-RU"/>
         </w:rPr>
-        <w:t xml:space="preserve">5 можно восстанавливать форму </w:t>
-      </w:r>
-      <w:proofErr w:type="spellStart"/>
-      <w:r>
-        <w:rPr>
-          <w:rFonts w:ascii="Times New Roman" w:hAnsi="Times New Roman" w:cs="Times New Roman"/>
-          <w:lang w:val="ru-RU"/>
-        </w:rPr>
-        <w:t>раннедетской</w:t>
-      </w:r>
-      <w:proofErr w:type="spellEnd"/>
-      <w:r>
-        <w:rPr>
-          <w:rFonts w:ascii="Times New Roman" w:hAnsi="Times New Roman" w:cs="Times New Roman"/>
-          <w:lang w:val="ru-RU"/>
-        </w:rPr>
-        <w:t xml:space="preserve"> выживаемости через модельные таблицы. </w:t>
-      </w:r>
-    </w:p>
-    <w:p>
-      <w:pPr>
+        <w:t xml:space="preserve">5 можно восстанавливать форму раннедетской выживаемости через модельные таблицы. </w:t>
+      </w:r>
+    </w:p>
+    <w:p>
+      <w:pPr>
+        <w:spacing w:after="60" w:line="240" w:lineRule="auto"/>
         <w:rPr>
           <w:rFonts w:ascii="Times New Roman" w:hAnsi="Times New Roman" w:cs="Times New Roman"/>
           <w:lang w:val="ru-RU"/>
@@ -529,22 +490,7 @@
           <w:rFonts w:ascii="Times New Roman" w:hAnsi="Times New Roman" w:cs="Times New Roman"/>
           <w:lang w:val="ru-RU"/>
         </w:rPr>
-        <w:t xml:space="preserve">возраст 2 как якорь. </w:t>
-      </w:r>
-    </w:p>
-    <w:p>
-      <w:pPr>
-        <w:rPr>
-          <w:rFonts w:ascii="Times New Roman" w:hAnsi="Times New Roman" w:cs="Times New Roman"/>
-          <w:lang w:val="ru-RU"/>
-        </w:rPr>
-      </w:pPr>
-      <w:r>
-        <w:rPr>
-          <w:rFonts w:ascii="Times New Roman" w:hAnsi="Times New Roman" w:cs="Times New Roman"/>
-          <w:lang w:val="ru-RU"/>
-        </w:rPr>
-        <w:t xml:space="preserve">Логика такая: возраст 2 уже меньше подвержен недоучёту, чем 0 и 1, и одновременно он ещё достаточно близок к проблемной зоне. Поэтому лучше всего масштабировать модель не по группе 0-1, а по уже наблюдаемому </w:t>
+        <w:t xml:space="preserve">возраст 2 как якорь. Логика такая: возраст 2 уже меньше подвержен недоучёту, чем 0 и 1, и одновременно он ещё достаточно близок к проблемной зоне. Поэтому лучше всего масштабировать модель не по группе 0-1, а по уже наблюдаемому </w:t>
       </w:r>
       <w:r>
         <w:rPr>
@@ -562,6 +508,7 @@
     </w:p>
     <w:p>
       <w:pPr>
+        <w:spacing w:after="60" w:line="240" w:lineRule="auto"/>
         <w:rPr>
           <w:rFonts w:ascii="Times New Roman" w:hAnsi="Times New Roman" w:cs="Times New Roman"/>
           <w:lang w:val="ru-RU"/>
@@ -586,8 +533,9 @@
       <w:pPr>
         <w:numPr>
           <w:ilvl w:val="0"/>
-          <w:numId w:val="28"/>
+          <w:numId w:val="47"/>
         </w:numPr>
+        <w:spacing w:after="60" w:line="240" w:lineRule="auto"/>
         <w:rPr>
           <w:rFonts w:ascii="Times New Roman" w:hAnsi="Times New Roman" w:cs="Times New Roman"/>
           <w:lang w:val="ru-RU"/>
@@ -631,8 +579,9 @@
       <w:pPr>
         <w:numPr>
           <w:ilvl w:val="0"/>
-          <w:numId w:val="28"/>
+          <w:numId w:val="47"/>
         </w:numPr>
+        <w:spacing w:after="60" w:line="240" w:lineRule="auto"/>
         <w:rPr>
           <w:rFonts w:ascii="Times New Roman" w:hAnsi="Times New Roman" w:cs="Times New Roman"/>
           <w:lang w:val="ru-RU"/>
@@ -663,8 +612,9 @@
       <w:pPr>
         <w:numPr>
           <w:ilvl w:val="0"/>
-          <w:numId w:val="28"/>
+          <w:numId w:val="47"/>
         </w:numPr>
+        <w:spacing w:after="60" w:line="240" w:lineRule="auto"/>
         <w:rPr>
           <w:rFonts w:ascii="Times New Roman" w:hAnsi="Times New Roman" w:cs="Times New Roman"/>
           <w:lang w:val="ru-RU"/>
@@ -708,49 +658,43 @@
       <w:pPr>
         <w:numPr>
           <w:ilvl w:val="0"/>
-          <w:numId w:val="29"/>
+          <w:numId w:val="47"/>
         </w:numPr>
-        <w:rPr>
-          <w:rFonts w:ascii="Times New Roman" w:hAnsi="Times New Roman" w:cs="Times New Roman"/>
-          <w:lang w:val="ru-RU"/>
-        </w:rPr>
-      </w:pPr>
-      <w:r>
-        <w:rPr>
-          <w:rFonts w:ascii="Times New Roman" w:hAnsi="Times New Roman" w:cs="Times New Roman"/>
-          <w:lang w:val="ru-RU"/>
-        </w:rPr>
-        <w:t>Это дало не точную формулу, а первый черновой диапазон</w:t>
-      </w:r>
-      <w:r>
-        <w:rPr>
-          <w:rFonts w:ascii="Times New Roman" w:hAnsi="Times New Roman" w:cs="Times New Roman"/>
-          <w:lang w:val="ru-RU"/>
-        </w:rPr>
-        <w:t xml:space="preserve"> </w:t>
-      </w:r>
-      <w:r>
-        <w:rPr>
-          <w:rFonts w:ascii="Times New Roman" w:hAnsi="Times New Roman" w:cs="Times New Roman"/>
-          <w:lang w:val="ru-RU"/>
-        </w:rPr>
-        <w:t xml:space="preserve">для возрастов 0 и 1. </w:t>
-      </w:r>
-    </w:p>
-    <w:p>
-      <w:pPr>
-        <w:rPr>
-          <w:rFonts w:ascii="Times New Roman" w:hAnsi="Times New Roman" w:cs="Times New Roman"/>
-          <w:lang w:val="ru-RU"/>
-        </w:rPr>
-      </w:pPr>
-      <w:r>
-        <w:rPr>
-          <w:rFonts w:ascii="Times New Roman" w:hAnsi="Times New Roman" w:cs="Times New Roman"/>
-          <w:lang w:val="ru-RU"/>
-        </w:rPr>
-        <w:lastRenderedPageBreak/>
-        <w:t>То есть это не “</w:t>
+        <w:spacing w:after="60" w:line="240" w:lineRule="auto"/>
+        <w:rPr>
+          <w:rFonts w:ascii="Times New Roman" w:hAnsi="Times New Roman" w:cs="Times New Roman"/>
+          <w:lang w:val="ru-RU"/>
+        </w:rPr>
+      </w:pPr>
+      <w:r>
+        <w:rPr>
+          <w:rFonts w:ascii="Times New Roman" w:hAnsi="Times New Roman" w:cs="Times New Roman"/>
+          <w:lang w:val="ru-RU"/>
+        </w:rPr>
+        <w:t xml:space="preserve">Это дало не точную формулу, а первый черновой диапазон для возрастов 0 и 1. </w:t>
+      </w:r>
+    </w:p>
+    <w:p>
+      <w:pPr>
+        <w:spacing w:after="60" w:line="240" w:lineRule="auto"/>
+        <w:rPr>
+          <w:rFonts w:ascii="Times New Roman" w:hAnsi="Times New Roman" w:cs="Times New Roman"/>
+          <w:lang w:val="ru-RU"/>
+        </w:rPr>
+      </w:pPr>
+      <w:r>
+        <w:rPr>
+          <w:rFonts w:ascii="Times New Roman" w:hAnsi="Times New Roman" w:cs="Times New Roman"/>
+          <w:lang w:val="ru-RU"/>
+        </w:rPr>
+        <w:t>Э</w:t>
+      </w:r>
+      <w:r>
+        <w:rPr>
+          <w:rFonts w:ascii="Times New Roman" w:hAnsi="Times New Roman" w:cs="Times New Roman"/>
+          <w:lang w:val="ru-RU"/>
+        </w:rPr>
+        <w:t>то не “</w:t>
       </w:r>
       <w:r>
         <w:rPr>
@@ -773,6 +717,7 @@
           <w:ilvl w:val="0"/>
           <w:numId w:val="30"/>
         </w:numPr>
+        <w:spacing w:after="60" w:line="240" w:lineRule="auto"/>
         <w:rPr>
           <w:rFonts w:ascii="Times New Roman" w:hAnsi="Times New Roman" w:cs="Times New Roman"/>
           <w:lang w:val="ru-RU"/>
@@ -792,6 +737,7 @@
           <w:ilvl w:val="0"/>
           <w:numId w:val="30"/>
         </w:numPr>
+        <w:spacing w:after="60" w:line="240" w:lineRule="auto"/>
         <w:rPr>
           <w:rFonts w:ascii="Times New Roman" w:hAnsi="Times New Roman" w:cs="Times New Roman"/>
           <w:lang w:val="ru-RU"/>
@@ -817,21 +763,12 @@
         </w:rPr>
         <w:t>N</w:t>
       </w:r>
-      <w:proofErr w:type="gramStart"/>
-      <w:r>
-        <w:rPr>
-          <w:rFonts w:ascii="Times New Roman" w:hAnsi="Times New Roman" w:cs="Times New Roman"/>
-          <w:lang w:val="ru-RU"/>
-        </w:rPr>
-        <w:t>0 &gt;</w:t>
-      </w:r>
-      <w:proofErr w:type="gramEnd"/>
-      <w:r>
-        <w:rPr>
-          <w:rFonts w:ascii="Times New Roman" w:hAnsi="Times New Roman" w:cs="Times New Roman"/>
-          <w:lang w:val="ru-RU"/>
-        </w:rPr>
-        <w:t xml:space="preserve"> </w:t>
+      <w:r>
+        <w:rPr>
+          <w:rFonts w:ascii="Times New Roman" w:hAnsi="Times New Roman" w:cs="Times New Roman"/>
+          <w:lang w:val="ru-RU"/>
+        </w:rPr>
+        <w:t xml:space="preserve">0 &gt; </w:t>
       </w:r>
       <w:r>
         <w:rPr>
@@ -839,21 +776,12 @@
         </w:rPr>
         <w:t>N</w:t>
       </w:r>
-      <w:proofErr w:type="gramStart"/>
-      <w:r>
-        <w:rPr>
-          <w:rFonts w:ascii="Times New Roman" w:hAnsi="Times New Roman" w:cs="Times New Roman"/>
-          <w:lang w:val="ru-RU"/>
-        </w:rPr>
-        <w:t>1 &gt;</w:t>
-      </w:r>
-      <w:proofErr w:type="gramEnd"/>
-      <w:r>
-        <w:rPr>
-          <w:rFonts w:ascii="Times New Roman" w:hAnsi="Times New Roman" w:cs="Times New Roman"/>
-          <w:lang w:val="ru-RU"/>
-        </w:rPr>
-        <w:t xml:space="preserve"> </w:t>
+      <w:r>
+        <w:rPr>
+          <w:rFonts w:ascii="Times New Roman" w:hAnsi="Times New Roman" w:cs="Times New Roman"/>
+          <w:lang w:val="ru-RU"/>
+        </w:rPr>
+        <w:t xml:space="preserve">1 &gt; </w:t>
       </w:r>
       <w:r>
         <w:rPr>
@@ -875,6 +803,7 @@
           <w:ilvl w:val="0"/>
           <w:numId w:val="30"/>
         </w:numPr>
+        <w:spacing w:after="60" w:line="240" w:lineRule="auto"/>
         <w:rPr>
           <w:rFonts w:ascii="Times New Roman" w:hAnsi="Times New Roman" w:cs="Times New Roman"/>
           <w:lang w:val="ru-RU"/>
@@ -890,6 +819,7 @@
     </w:p>
     <w:p>
       <w:pPr>
+        <w:spacing w:after="60" w:line="240" w:lineRule="auto"/>
         <w:rPr>
           <w:rFonts w:ascii="Times New Roman" w:hAnsi="Times New Roman" w:cs="Times New Roman"/>
           <w:lang w:val="ru-RU"/>
@@ -912,6 +842,7 @@
     </w:p>
     <w:p>
       <w:pPr>
+        <w:spacing w:after="60" w:line="240" w:lineRule="auto"/>
         <w:rPr>
           <w:rFonts w:ascii="Times New Roman" w:hAnsi="Times New Roman" w:cs="Times New Roman"/>
         </w:rPr>
@@ -965,6 +896,7 @@
           <w:ilvl w:val="0"/>
           <w:numId w:val="32"/>
         </w:numPr>
+        <w:spacing w:after="60" w:line="240" w:lineRule="auto"/>
         <w:rPr>
           <w:rFonts w:ascii="Times New Roman" w:hAnsi="Times New Roman" w:cs="Times New Roman"/>
         </w:rPr>
@@ -982,6 +914,7 @@
           <w:ilvl w:val="0"/>
           <w:numId w:val="32"/>
         </w:numPr>
+        <w:spacing w:after="60" w:line="240" w:lineRule="auto"/>
         <w:rPr>
           <w:rFonts w:ascii="Times New Roman" w:hAnsi="Times New Roman" w:cs="Times New Roman"/>
         </w:rPr>
@@ -995,16 +928,18 @@
     </w:p>
     <w:p>
       <w:pPr>
-        <w:rPr>
-          <w:rFonts w:ascii="Times New Roman" w:hAnsi="Times New Roman" w:cs="Times New Roman"/>
-          <w:lang w:val="ru-RU"/>
-        </w:rPr>
-      </w:pPr>
-      <w:r>
-        <w:rPr>
-          <w:rFonts w:ascii="Times New Roman" w:hAnsi="Times New Roman" w:cs="Times New Roman"/>
-          <w:lang w:val="ru-RU"/>
-        </w:rPr>
+        <w:spacing w:after="60" w:line="240" w:lineRule="auto"/>
+        <w:rPr>
+          <w:rFonts w:ascii="Times New Roman" w:hAnsi="Times New Roman" w:cs="Times New Roman"/>
+          <w:lang w:val="ru-RU"/>
+        </w:rPr>
+      </w:pPr>
+      <w:r>
+        <w:rPr>
+          <w:rFonts w:ascii="Times New Roman" w:hAnsi="Times New Roman" w:cs="Times New Roman"/>
+          <w:lang w:val="ru-RU"/>
+        </w:rPr>
+        <w:lastRenderedPageBreak/>
         <w:t>не “священны</w:t>
       </w:r>
       <w:r>
@@ -1084,33 +1019,18 @@
           <w:ilvl w:val="0"/>
           <w:numId w:val="33"/>
         </w:numPr>
-        <w:rPr>
-          <w:rFonts w:ascii="Times New Roman" w:hAnsi="Times New Roman" w:cs="Times New Roman"/>
-          <w:lang w:val="ru-RU"/>
-        </w:rPr>
-      </w:pPr>
-      <w:r>
-        <w:rPr>
-          <w:rFonts w:ascii="Times New Roman" w:hAnsi="Times New Roman" w:cs="Times New Roman"/>
-          <w:lang w:val="ru-RU"/>
-        </w:rPr>
-        <w:t xml:space="preserve">с мексиканской смертностью у </w:t>
-      </w:r>
-      <w:proofErr w:type="spellStart"/>
-      <w:r>
-        <w:rPr>
-          <w:rFonts w:ascii="Times New Roman" w:hAnsi="Times New Roman" w:cs="Times New Roman"/>
-          <w:lang w:val="ru-RU"/>
-        </w:rPr>
-        <w:t>Коллвера</w:t>
-      </w:r>
-      <w:proofErr w:type="spellEnd"/>
-      <w:r>
-        <w:rPr>
-          <w:rFonts w:ascii="Times New Roman" w:hAnsi="Times New Roman" w:cs="Times New Roman"/>
-          <w:lang w:val="ru-RU"/>
-        </w:rPr>
-        <w:t xml:space="preserve">, </w:t>
+        <w:spacing w:after="60" w:line="240" w:lineRule="auto"/>
+        <w:rPr>
+          <w:rFonts w:ascii="Times New Roman" w:hAnsi="Times New Roman" w:cs="Times New Roman"/>
+          <w:lang w:val="ru-RU"/>
+        </w:rPr>
+      </w:pPr>
+      <w:r>
+        <w:rPr>
+          <w:rFonts w:ascii="Times New Roman" w:hAnsi="Times New Roman" w:cs="Times New Roman"/>
+          <w:lang w:val="ru-RU"/>
+        </w:rPr>
+        <w:t xml:space="preserve">с мексиканской смертностью у Коллвера, </w:t>
       </w:r>
     </w:p>
     <w:p>
@@ -1119,15 +1039,24 @@
           <w:ilvl w:val="0"/>
           <w:numId w:val="33"/>
         </w:numPr>
-        <w:rPr>
-          <w:rFonts w:ascii="Times New Roman" w:hAnsi="Times New Roman" w:cs="Times New Roman"/>
-        </w:rPr>
-      </w:pPr>
-      <w:r>
-        <w:rPr>
-          <w:rFonts w:ascii="Times New Roman" w:hAnsi="Times New Roman" w:cs="Times New Roman"/>
-        </w:rPr>
-        <w:t xml:space="preserve">с </w:t>
+        <w:spacing w:after="60" w:line="240" w:lineRule="auto"/>
+        <w:rPr>
+          <w:rFonts w:ascii="Times New Roman" w:hAnsi="Times New Roman" w:cs="Times New Roman"/>
+        </w:rPr>
+      </w:pPr>
+      <w:proofErr w:type="spellStart"/>
+      <w:r>
+        <w:rPr>
+          <w:rFonts w:ascii="Times New Roman" w:hAnsi="Times New Roman" w:cs="Times New Roman"/>
+        </w:rPr>
+        <w:t>с</w:t>
+      </w:r>
+      <w:proofErr w:type="spellEnd"/>
+      <w:r>
+        <w:rPr>
+          <w:rFonts w:ascii="Times New Roman" w:hAnsi="Times New Roman" w:cs="Times New Roman"/>
+        </w:rPr>
+        <w:t xml:space="preserve"> </w:t>
       </w:r>
       <w:proofErr w:type="spellStart"/>
       <w:r>
@@ -1164,15 +1093,24 @@
           <w:ilvl w:val="0"/>
           <w:numId w:val="33"/>
         </w:numPr>
-        <w:rPr>
-          <w:rFonts w:ascii="Times New Roman" w:hAnsi="Times New Roman" w:cs="Times New Roman"/>
-        </w:rPr>
-      </w:pPr>
-      <w:r>
-        <w:rPr>
-          <w:rFonts w:ascii="Times New Roman" w:hAnsi="Times New Roman" w:cs="Times New Roman"/>
-        </w:rPr>
-        <w:t xml:space="preserve">с </w:t>
+        <w:spacing w:after="60" w:line="240" w:lineRule="auto"/>
+        <w:rPr>
+          <w:rFonts w:ascii="Times New Roman" w:hAnsi="Times New Roman" w:cs="Times New Roman"/>
+        </w:rPr>
+      </w:pPr>
+      <w:proofErr w:type="spellStart"/>
+      <w:r>
+        <w:rPr>
+          <w:rFonts w:ascii="Times New Roman" w:hAnsi="Times New Roman" w:cs="Times New Roman"/>
+        </w:rPr>
+        <w:t>с</w:t>
+      </w:r>
+      <w:proofErr w:type="spellEnd"/>
+      <w:r>
+        <w:rPr>
+          <w:rFonts w:ascii="Times New Roman" w:hAnsi="Times New Roman" w:cs="Times New Roman"/>
+        </w:rPr>
+        <w:t xml:space="preserve"> </w:t>
       </w:r>
       <w:proofErr w:type="spellStart"/>
       <w:r>
@@ -1209,6 +1147,7 @@
           <w:ilvl w:val="0"/>
           <w:numId w:val="33"/>
         </w:numPr>
+        <w:spacing w:after="60" w:line="240" w:lineRule="auto"/>
         <w:rPr>
           <w:rFonts w:ascii="Times New Roman" w:hAnsi="Times New Roman" w:cs="Times New Roman"/>
           <w:lang w:val="ru-RU"/>
@@ -1224,6 +1163,7 @@
     </w:p>
     <w:p>
       <w:pPr>
+        <w:spacing w:after="60" w:line="240" w:lineRule="auto"/>
         <w:rPr>
           <w:rFonts w:ascii="Times New Roman" w:hAnsi="Times New Roman" w:cs="Times New Roman"/>
           <w:lang w:val="ru-RU"/>
@@ -1241,7 +1181,7 @@
           <w:rFonts w:ascii="Times New Roman" w:hAnsi="Times New Roman" w:cs="Times New Roman"/>
           <w:lang w:val="ru-RU"/>
         </w:rPr>
-        <w:t>м</w:t>
+        <w:t>л</w:t>
       </w:r>
       <w:r>
         <w:rPr>
@@ -1260,6 +1200,7 @@
     </w:p>
     <w:p>
       <w:pPr>
+        <w:spacing w:after="60" w:line="240" w:lineRule="auto"/>
         <w:rPr>
           <w:rFonts w:ascii="Times New Roman" w:hAnsi="Times New Roman" w:cs="Times New Roman"/>
           <w:lang w:val="ru-RU"/>
@@ -1285,12 +1226,14 @@
         </w:rPr>
         <w:t>-1895-</w:t>
       </w:r>
+      <w:proofErr w:type="spellStart"/>
       <w:r>
         <w:rPr>
           <w:rFonts w:ascii="Times New Roman" w:hAnsi="Times New Roman" w:cs="Times New Roman"/>
         </w:rPr>
         <w:t>dis</w:t>
       </w:r>
+      <w:proofErr w:type="spellEnd"/>
       <w:r>
         <w:rPr>
           <w:rFonts w:ascii="Times New Roman" w:hAnsi="Times New Roman" w:cs="Times New Roman"/>
@@ -1301,6 +1244,7 @@
     </w:p>
     <w:p>
       <w:pPr>
+        <w:spacing w:after="60" w:line="240" w:lineRule="auto"/>
         <w:rPr>
           <w:rFonts w:ascii="Times New Roman" w:hAnsi="Times New Roman" w:cs="Times New Roman"/>
         </w:rPr>
@@ -1340,6 +1284,7 @@
           <w:ilvl w:val="0"/>
           <w:numId w:val="35"/>
         </w:numPr>
+        <w:spacing w:after="60" w:line="240" w:lineRule="auto"/>
         <w:rPr>
           <w:rFonts w:ascii="Times New Roman" w:hAnsi="Times New Roman" w:cs="Times New Roman"/>
           <w:lang w:val="ru-RU"/>
@@ -1375,6 +1320,7 @@
           <w:ilvl w:val="0"/>
           <w:numId w:val="35"/>
         </w:numPr>
+        <w:spacing w:after="60" w:line="240" w:lineRule="auto"/>
         <w:rPr>
           <w:rFonts w:ascii="Times New Roman" w:hAnsi="Times New Roman" w:cs="Times New Roman"/>
           <w:lang w:val="ru-RU"/>
@@ -1417,6 +1363,7 @@
           <w:ilvl w:val="0"/>
           <w:numId w:val="35"/>
         </w:numPr>
+        <w:spacing w:after="60" w:line="240" w:lineRule="auto"/>
         <w:rPr>
           <w:rFonts w:ascii="Times New Roman" w:hAnsi="Times New Roman" w:cs="Times New Roman"/>
           <w:lang w:val="ru-RU"/>
@@ -1458,6 +1405,7 @@
     </w:p>
     <w:p>
       <w:pPr>
+        <w:spacing w:after="60" w:line="240" w:lineRule="auto"/>
         <w:rPr>
           <w:rFonts w:ascii="Times New Roman" w:hAnsi="Times New Roman" w:cs="Times New Roman"/>
           <w:lang w:val="ru-RU"/>
@@ -1480,6 +1428,7 @@
     </w:p>
     <w:p>
       <w:pPr>
+        <w:spacing w:after="60" w:line="240" w:lineRule="auto"/>
         <w:rPr>
           <w:rFonts w:ascii="Times New Roman" w:hAnsi="Times New Roman" w:cs="Times New Roman"/>
           <w:lang w:val="ru-RU"/>
@@ -1504,23 +1453,7 @@
           <w:rFonts w:ascii="Times New Roman" w:hAnsi="Times New Roman" w:cs="Times New Roman"/>
           <w:lang w:val="ru-RU"/>
         </w:rPr>
-        <w:t xml:space="preserve">→ взять </w:t>
-      </w:r>
-      <w:proofErr w:type="spellStart"/>
-      <w:r>
-        <w:rPr>
-          <w:rFonts w:ascii="Times New Roman" w:hAnsi="Times New Roman" w:cs="Times New Roman"/>
-          <w:lang w:val="ru-RU"/>
-        </w:rPr>
-        <w:t>Коллвера</w:t>
-      </w:r>
-      <w:proofErr w:type="spellEnd"/>
-      <w:r>
-        <w:rPr>
-          <w:rFonts w:ascii="Times New Roman" w:hAnsi="Times New Roman" w:cs="Times New Roman"/>
-          <w:lang w:val="ru-RU"/>
-        </w:rPr>
-        <w:t xml:space="preserve"> (</w:t>
+        <w:t>→ взять Коллвера (</w:t>
       </w:r>
       <w:r>
         <w:rPr>
@@ -1628,7 +1561,6 @@
           <w:rFonts w:ascii="Times New Roman" w:hAnsi="Times New Roman" w:cs="Times New Roman"/>
           <w:lang w:val="ru-RU"/>
         </w:rPr>
-        <w:lastRenderedPageBreak/>
         <w:t xml:space="preserve">→ слегка сгладить </w:t>
       </w:r>
       <w:r>
@@ -1648,6 +1580,7 @@
     </w:p>
     <w:p>
       <w:pPr>
+        <w:spacing w:after="60" w:line="240" w:lineRule="auto"/>
         <w:rPr>
           <w:rFonts w:ascii="Times New Roman" w:hAnsi="Times New Roman" w:cs="Times New Roman"/>
           <w:lang w:val="ru-RU"/>
@@ -1677,6 +1610,7 @@
     </w:p>
     <w:p>
       <w:pPr>
+        <w:spacing w:after="60" w:line="240" w:lineRule="auto"/>
         <w:rPr>
           <w:rFonts w:ascii="Times New Roman" w:hAnsi="Times New Roman" w:cs="Times New Roman"/>
           <w:lang w:val="ru-RU"/>
@@ -1715,6 +1649,7 @@
     </w:p>
     <w:p>
       <w:pPr>
+        <w:spacing w:after="60" w:line="240" w:lineRule="auto"/>
         <w:rPr>
           <w:rFonts w:ascii="Times New Roman" w:eastAsia="Times New Roman" w:hAnsi="Times New Roman" w:cs="Times New Roman"/>
           <w:kern w:val="0"/>
@@ -1733,6 +1668,7 @@
     <w:p>
       <w:pPr>
         <w:pStyle w:val="NormalWeb"/>
+        <w:spacing w:before="0" w:beforeAutospacing="0" w:after="60" w:afterAutospacing="0"/>
         <w:rPr>
           <w:b/>
           <w:bCs/>
@@ -1768,6 +1704,7 @@
     <w:p>
       <w:pPr>
         <w:pStyle w:val="NormalWeb"/>
+        <w:spacing w:before="0" w:beforeAutospacing="0" w:after="60" w:afterAutospacing="0"/>
         <w:rPr>
           <w:lang w:val="ru-RU"/>
         </w:rPr>
@@ -1782,62 +1719,37 @@
     <w:p>
       <w:pPr>
         <w:pStyle w:val="NormalWeb"/>
-        <w:rPr>
-          <w:lang w:val="ru-RU"/>
-        </w:rPr>
-      </w:pPr>
-      <w:r>
-        <w:rPr>
-          <w:lang w:val="ru-RU"/>
-        </w:rPr>
-        <w:t xml:space="preserve">В агрегированных группах идёт спадание. Но оба алгоритма </w:t>
-      </w:r>
-      <w:proofErr w:type="spellStart"/>
-      <w:r>
-        <w:rPr>
-          <w:lang w:val="ru-RU"/>
-        </w:rPr>
-        <w:t>дезагрегации</w:t>
-      </w:r>
-      <w:proofErr w:type="spellEnd"/>
-      <w:r>
-        <w:rPr>
-          <w:lang w:val="ru-RU"/>
-        </w:rPr>
-        <w:t xml:space="preserve"> дают всплеск (перегиб кривой) в этом возрастном диапазоне.</w:t>
+        <w:spacing w:before="0" w:beforeAutospacing="0" w:after="60" w:afterAutospacing="0"/>
+        <w:rPr>
+          <w:lang w:val="ru-RU"/>
+        </w:rPr>
+      </w:pPr>
+      <w:r>
+        <w:rPr>
+          <w:lang w:val="ru-RU"/>
+        </w:rPr>
+        <w:t>В агрегированных группах идёт спадание. Но оба алгоритма дезагрегации дают всплеск (перегиб кривой) в этом возрастном диапазоне.</w:t>
       </w:r>
     </w:p>
     <w:p>
       <w:pPr>
         <w:pStyle w:val="NormalWeb"/>
-        <w:rPr>
-          <w:lang w:val="ru-RU"/>
-        </w:rPr>
-      </w:pPr>
-      <w:r>
-        <w:rPr>
-          <w:lang w:val="ru-RU"/>
-        </w:rPr>
-        <w:t xml:space="preserve">Это не просто артефакт </w:t>
-      </w:r>
-      <w:proofErr w:type="spellStart"/>
-      <w:r>
-        <w:rPr>
-          <w:lang w:val="ru-RU"/>
-        </w:rPr>
-        <w:t>дезагрегации</w:t>
-      </w:r>
-      <w:proofErr w:type="spellEnd"/>
-      <w:r>
-        <w:rPr>
-          <w:lang w:val="ru-RU"/>
-        </w:rPr>
-        <w:t>, но и не буквальная “реальность” годичных возрастов.</w:t>
+        <w:spacing w:before="0" w:beforeAutospacing="0" w:after="60" w:afterAutospacing="0"/>
+        <w:rPr>
+          <w:lang w:val="ru-RU"/>
+        </w:rPr>
+      </w:pPr>
+      <w:r>
+        <w:rPr>
+          <w:lang w:val="ru-RU"/>
+        </w:rPr>
+        <w:t>Это не просто артефакт дезагрегации, но и не буквальная “реальность” годичных возрастов.</w:t>
       </w:r>
     </w:p>
     <w:p>
       <w:pPr>
         <w:pStyle w:val="NormalWeb"/>
+        <w:spacing w:before="0" w:beforeAutospacing="0" w:after="60" w:afterAutospacing="0"/>
         <w:rPr>
           <w:lang w:val="ru-RU"/>
         </w:rPr>
@@ -1852,6 +1764,7 @@
     <w:p>
       <w:pPr>
         <w:pStyle w:val="NormalWeb"/>
+        <w:spacing w:before="0" w:beforeAutospacing="0" w:after="60" w:afterAutospacing="0"/>
         <w:rPr>
           <w:lang w:val="ru-RU"/>
         </w:rPr>
@@ -1866,6 +1779,7 @@
     <w:p>
       <w:pPr>
         <w:pStyle w:val="NormalWeb"/>
+        <w:spacing w:before="0" w:beforeAutospacing="0" w:after="60" w:afterAutospacing="0"/>
         <w:rPr>
           <w:lang w:val="ru-RU"/>
         </w:rPr>
@@ -1936,6 +1850,7 @@
     <w:p>
       <w:pPr>
         <w:pStyle w:val="NormalWeb"/>
+        <w:spacing w:before="0" w:beforeAutospacing="0" w:after="60" w:afterAutospacing="0"/>
         <w:rPr>
           <w:lang w:val="ru-RU"/>
         </w:rPr>
@@ -1954,6 +1869,7 @@
           <w:ilvl w:val="0"/>
           <w:numId w:val="8"/>
         </w:numPr>
+        <w:spacing w:before="0" w:beforeAutospacing="0" w:after="60" w:afterAutospacing="0"/>
         <w:rPr>
           <w:lang w:val="ru-RU"/>
         </w:rPr>
@@ -1972,6 +1888,7 @@
           <w:ilvl w:val="1"/>
           <w:numId w:val="8"/>
         </w:numPr>
+        <w:spacing w:before="0" w:beforeAutospacing="0" w:after="60" w:afterAutospacing="0"/>
         <w:rPr>
           <w:lang w:val="ru-RU"/>
         </w:rPr>
@@ -2006,6 +1923,7 @@
           <w:ilvl w:val="1"/>
           <w:numId w:val="8"/>
         </w:numPr>
+        <w:spacing w:before="0" w:beforeAutospacing="0" w:after="60" w:afterAutospacing="0"/>
         <w:rPr>
           <w:lang w:val="ru-RU"/>
         </w:rPr>
@@ -2040,6 +1958,7 @@
           <w:ilvl w:val="1"/>
           <w:numId w:val="8"/>
         </w:numPr>
+        <w:spacing w:before="0" w:beforeAutospacing="0" w:after="60" w:afterAutospacing="0"/>
         <w:rPr>
           <w:lang w:val="ru-RU"/>
         </w:rPr>
@@ -2074,6 +1993,7 @@
           <w:ilvl w:val="0"/>
           <w:numId w:val="8"/>
         </w:numPr>
+        <w:spacing w:before="0" w:beforeAutospacing="0" w:after="60" w:afterAutospacing="0"/>
         <w:rPr>
           <w:lang w:val="ru-RU"/>
         </w:rPr>
@@ -2092,6 +2012,7 @@
           <w:ilvl w:val="1"/>
           <w:numId w:val="8"/>
         </w:numPr>
+        <w:spacing w:before="0" w:beforeAutospacing="0" w:after="60" w:afterAutospacing="0"/>
         <w:rPr>
           <w:lang w:val="ru-RU"/>
         </w:rPr>
@@ -2126,6 +2047,7 @@
           <w:ilvl w:val="1"/>
           <w:numId w:val="8"/>
         </w:numPr>
+        <w:spacing w:before="0" w:beforeAutospacing="0" w:after="60" w:afterAutospacing="0"/>
         <w:rPr>
           <w:lang w:val="ru-RU"/>
         </w:rPr>
@@ -2160,6 +2082,7 @@
           <w:ilvl w:val="1"/>
           <w:numId w:val="8"/>
         </w:numPr>
+        <w:spacing w:before="0" w:beforeAutospacing="0" w:after="60" w:afterAutospacing="0"/>
         <w:rPr>
           <w:lang w:val="ru-RU"/>
         </w:rPr>
@@ -2190,6 +2113,7 @@
     <w:p>
       <w:pPr>
         <w:pStyle w:val="NormalWeb"/>
+        <w:spacing w:before="0" w:beforeAutospacing="0" w:after="60" w:afterAutospacing="0"/>
         <w:rPr>
           <w:lang w:val="ru-RU"/>
         </w:rPr>
@@ -2260,34 +2184,22 @@
     <w:p>
       <w:pPr>
         <w:pStyle w:val="NormalWeb"/>
-        <w:rPr>
-          <w:lang w:val="ru-RU"/>
-        </w:rPr>
-      </w:pPr>
-      <w:r>
-        <w:rPr>
-          <w:lang w:val="ru-RU"/>
-        </w:rPr>
-        <w:t xml:space="preserve">2. Поэтому оба алгоритма не “выдумывают” проблему, а вытаскивают её из </w:t>
-      </w:r>
-      <w:proofErr w:type="spellStart"/>
-      <w:r>
-        <w:rPr>
-          <w:lang w:val="ru-RU"/>
-        </w:rPr>
-        <w:t>grouped</w:t>
-      </w:r>
-      <w:proofErr w:type="spellEnd"/>
-      <w:r>
-        <w:rPr>
-          <w:lang w:val="ru-RU"/>
-        </w:rPr>
-        <w:t xml:space="preserve"> data.</w:t>
+        <w:spacing w:before="0" w:beforeAutospacing="0" w:after="60" w:afterAutospacing="0"/>
+        <w:rPr>
+          <w:lang w:val="ru-RU"/>
+        </w:rPr>
+      </w:pPr>
+      <w:r>
+        <w:rPr>
+          <w:lang w:val="ru-RU"/>
+        </w:rPr>
+        <w:t>2. Поэтому оба алгоритма не “выдумывают” проблему, а вытаскивают её из grouped data.</w:t>
       </w:r>
     </w:p>
     <w:p>
       <w:pPr>
         <w:pStyle w:val="NormalWeb"/>
+        <w:spacing w:before="0" w:beforeAutospacing="0" w:after="60" w:afterAutospacing="0"/>
         <w:rPr>
           <w:lang w:val="ru-RU"/>
         </w:rPr>
@@ -2326,6 +2238,7 @@
           <w:ilvl w:val="0"/>
           <w:numId w:val="9"/>
         </w:numPr>
+        <w:spacing w:before="0" w:beforeAutospacing="0" w:after="60" w:afterAutospacing="0"/>
         <w:rPr>
           <w:lang w:val="ru-RU"/>
         </w:rPr>
@@ -2366,6 +2279,7 @@
           <w:ilvl w:val="0"/>
           <w:numId w:val="9"/>
         </w:numPr>
+        <w:spacing w:before="0" w:beforeAutospacing="0" w:after="60" w:afterAutospacing="0"/>
         <w:rPr>
           <w:lang w:val="ru-RU"/>
         </w:rPr>
@@ -2408,6 +2322,7 @@
     <w:p>
       <w:pPr>
         <w:pStyle w:val="NormalWeb"/>
+        <w:spacing w:before="0" w:beforeAutospacing="0" w:after="60" w:afterAutospacing="0"/>
         <w:rPr>
           <w:lang w:val="ru-RU"/>
         </w:rPr>
@@ -2426,6 +2341,7 @@
           <w:ilvl w:val="0"/>
           <w:numId w:val="10"/>
         </w:numPr>
+        <w:spacing w:before="0" w:beforeAutospacing="0" w:after="60" w:afterAutospacing="0"/>
         <w:rPr>
           <w:lang w:val="ru-RU"/>
         </w:rPr>
@@ -2458,15 +2374,15 @@
           <w:ilvl w:val="0"/>
           <w:numId w:val="10"/>
         </w:numPr>
-        <w:rPr>
-          <w:lang w:val="ru-RU"/>
-        </w:rPr>
-      </w:pPr>
-      <w:r>
-        <w:rPr>
-          <w:lang w:val="ru-RU"/>
-        </w:rPr>
-        <w:lastRenderedPageBreak/>
+        <w:spacing w:before="0" w:beforeAutospacing="0" w:after="60" w:afterAutospacing="0"/>
+        <w:rPr>
+          <w:lang w:val="ru-RU"/>
+        </w:rPr>
+      </w:pPr>
+      <w:r>
+        <w:rPr>
+          <w:lang w:val="ru-RU"/>
+        </w:rPr>
         <w:t xml:space="preserve">сохранить сумму </w:t>
       </w:r>
       <w:r>
@@ -2491,6 +2407,7 @@
           <w:ilvl w:val="0"/>
           <w:numId w:val="10"/>
         </w:numPr>
+        <w:spacing w:before="0" w:beforeAutospacing="0" w:after="60" w:afterAutospacing="0"/>
         <w:rPr>
           <w:lang w:val="ru-RU"/>
         </w:rPr>
@@ -2505,6 +2422,7 @@
     <w:p>
       <w:pPr>
         <w:pStyle w:val="NormalWeb"/>
+        <w:spacing w:before="0" w:beforeAutospacing="0" w:after="60" w:afterAutospacing="0"/>
         <w:rPr>
           <w:lang w:val="ru-RU"/>
         </w:rPr>
@@ -2519,6 +2437,7 @@
     <w:p>
       <w:pPr>
         <w:pStyle w:val="NormalWeb"/>
+        <w:spacing w:before="0" w:beforeAutospacing="0" w:after="60" w:afterAutospacing="0"/>
         <w:rPr>
           <w:lang w:val="ru-RU"/>
         </w:rPr>
@@ -2533,6 +2452,7 @@
     <w:p>
       <w:pPr>
         <w:pStyle w:val="NormalWeb"/>
+        <w:spacing w:before="0" w:beforeAutospacing="0" w:after="60" w:afterAutospacing="0"/>
         <w:rPr>
           <w:lang w:val="ru-RU"/>
         </w:rPr>
@@ -2547,6 +2467,7 @@
     <w:p>
       <w:pPr>
         <w:pStyle w:val="NormalWeb"/>
+        <w:spacing w:before="0" w:beforeAutospacing="0" w:after="60" w:afterAutospacing="0"/>
         <w:rPr>
           <w:lang w:val="ru-RU"/>
         </w:rPr>
@@ -2569,35 +2490,7 @@
         <w:rPr>
           <w:lang w:val="ru-RU"/>
         </w:rPr>
-        <w:t xml:space="preserve"> </w:t>
-      </w:r>
-      <w:proofErr w:type="spellStart"/>
-      <w:r>
-        <w:rPr>
-          <w:lang w:val="ru-RU"/>
-        </w:rPr>
-        <w:t>sex</w:t>
-      </w:r>
-      <w:proofErr w:type="spellEnd"/>
-      <w:r>
-        <w:rPr>
-          <w:lang w:val="ru-RU"/>
-        </w:rPr>
-        <w:t xml:space="preserve"> </w:t>
-      </w:r>
-      <w:proofErr w:type="spellStart"/>
-      <w:r>
-        <w:rPr>
-          <w:lang w:val="ru-RU"/>
-        </w:rPr>
-        <w:t>ratio</w:t>
-      </w:r>
-      <w:proofErr w:type="spellEnd"/>
-      <w:r>
-        <w:rPr>
-          <w:lang w:val="ru-RU"/>
-        </w:rPr>
-        <w:t xml:space="preserve"> по группам такой:</w:t>
+        <w:t xml:space="preserve"> sex ratio по группам такой:</w:t>
       </w:r>
     </w:p>
     <w:p>
@@ -2607,6 +2500,7 @@
           <w:ilvl w:val="0"/>
           <w:numId w:val="11"/>
         </w:numPr>
+        <w:spacing w:before="0" w:beforeAutospacing="0" w:after="60" w:afterAutospacing="0"/>
         <w:rPr>
           <w:lang w:val="ru-RU"/>
         </w:rPr>
@@ -2617,6 +2511,7 @@
           <w:rFonts w:eastAsiaTheme="majorEastAsia"/>
           <w:lang w:val="ru-RU"/>
         </w:rPr>
+        <w:lastRenderedPageBreak/>
         <w:t>0</w:t>
       </w:r>
       <w:r>
@@ -2661,6 +2556,7 @@
           <w:ilvl w:val="0"/>
           <w:numId w:val="11"/>
         </w:numPr>
+        <w:spacing w:before="0" w:beforeAutospacing="0" w:after="60" w:afterAutospacing="0"/>
         <w:rPr>
           <w:lang w:val="ru-RU"/>
         </w:rPr>
@@ -2695,6 +2591,7 @@
           <w:ilvl w:val="0"/>
           <w:numId w:val="11"/>
         </w:numPr>
+        <w:spacing w:before="0" w:beforeAutospacing="0" w:after="60" w:afterAutospacing="0"/>
         <w:rPr>
           <w:lang w:val="ru-RU"/>
         </w:rPr>
@@ -2729,6 +2626,7 @@
           <w:ilvl w:val="0"/>
           <w:numId w:val="11"/>
         </w:numPr>
+        <w:spacing w:before="0" w:beforeAutospacing="0" w:after="60" w:afterAutospacing="0"/>
         <w:rPr>
           <w:lang w:val="ru-RU"/>
         </w:rPr>
@@ -2763,6 +2661,7 @@
           <w:ilvl w:val="0"/>
           <w:numId w:val="11"/>
         </w:numPr>
+        <w:spacing w:before="0" w:beforeAutospacing="0" w:after="60" w:afterAutospacing="0"/>
         <w:rPr>
           <w:lang w:val="ru-RU"/>
         </w:rPr>
@@ -2793,6 +2692,7 @@
     <w:p>
       <w:pPr>
         <w:pStyle w:val="NormalWeb"/>
+        <w:spacing w:before="0" w:beforeAutospacing="0" w:after="60" w:afterAutospacing="0"/>
         <w:rPr>
           <w:lang w:val="ru-RU"/>
         </w:rPr>
@@ -2821,34 +2721,22 @@
     <w:p>
       <w:pPr>
         <w:pStyle w:val="NormalWeb"/>
-        <w:rPr>
-          <w:lang w:val="ru-RU"/>
-        </w:rPr>
-      </w:pPr>
-      <w:r>
-        <w:rPr>
-          <w:lang w:val="ru-RU"/>
-        </w:rPr>
-        <w:t xml:space="preserve">Вот это уже совсем не похоже на чисто математический эффект </w:t>
-      </w:r>
-      <w:proofErr w:type="spellStart"/>
-      <w:r>
-        <w:rPr>
-          <w:lang w:val="ru-RU"/>
-        </w:rPr>
-        <w:t>дезагрегации</w:t>
-      </w:r>
-      <w:proofErr w:type="spellEnd"/>
-      <w:r>
-        <w:rPr>
-          <w:lang w:val="ru-RU"/>
-        </w:rPr>
-        <w:t>. Это сидит в самих печатных данных.</w:t>
+        <w:spacing w:before="0" w:beforeAutospacing="0" w:after="60" w:afterAutospacing="0"/>
+        <w:rPr>
+          <w:lang w:val="ru-RU"/>
+        </w:rPr>
+      </w:pPr>
+      <w:r>
+        <w:rPr>
+          <w:lang w:val="ru-RU"/>
+        </w:rPr>
+        <w:t>Вот это уже совсем не похоже на чисто математический эффект дезагрегации. Это сидит в самих печатных данных.</w:t>
       </w:r>
     </w:p>
     <w:p>
       <w:pPr>
         <w:pStyle w:val="NormalWeb"/>
+        <w:spacing w:before="0" w:beforeAutospacing="0" w:after="60" w:afterAutospacing="0"/>
         <w:rPr>
           <w:lang w:val="ru-RU"/>
         </w:rPr>
@@ -2879,6 +2767,7 @@
           <w:ilvl w:val="0"/>
           <w:numId w:val="12"/>
         </w:numPr>
+        <w:spacing w:before="0" w:beforeAutospacing="0" w:after="60" w:afterAutospacing="0"/>
         <w:rPr>
           <w:lang w:val="ru-RU"/>
         </w:rPr>
@@ -2897,48 +2786,75 @@
           <w:ilvl w:val="0"/>
           <w:numId w:val="12"/>
         </w:numPr>
-        <w:rPr>
-          <w:lang w:val="ru-RU"/>
-        </w:rPr>
-      </w:pPr>
-      <w:r>
-        <w:rPr>
-          <w:lang w:val="ru-RU"/>
-        </w:rPr>
-        <w:t xml:space="preserve">а скорее: исходные группы содержат внутреннее напряжение, и гладкая </w:t>
+        <w:spacing w:before="0" w:beforeAutospacing="0" w:after="60" w:afterAutospacing="0"/>
+        <w:rPr>
+          <w:lang w:val="ru-RU"/>
+        </w:rPr>
+      </w:pPr>
+      <w:r>
+        <w:rPr>
+          <w:lang w:val="ru-RU"/>
+        </w:rPr>
+        <w:t>а скорее: исходные группы содержат внутреннее напряжение, и гладкая дезагрегация проявляет его как всплеск.</w:t>
+      </w:r>
+    </w:p>
+    <w:p>
+      <w:pPr>
+        <w:pStyle w:val="NormalWeb"/>
+        <w:spacing w:before="0" w:beforeAutospacing="0" w:after="60" w:afterAutospacing="0"/>
+        <w:rPr>
+          <w:lang w:val="ru-RU"/>
+        </w:rPr>
+      </w:pPr>
+      <w:r>
+        <w:rPr>
+          <w:lang w:val="ru-RU"/>
+        </w:rPr>
+        <w:t xml:space="preserve">Но при этом я не принимал </w:t>
+      </w:r>
+      <w:r>
+        <w:rPr>
+          <w:lang w:val="ru-RU"/>
+        </w:rPr>
+        <w:t xml:space="preserve">бы </w:t>
+      </w:r>
+      <w:r>
+        <w:rPr>
+          <w:lang w:val="ru-RU"/>
+        </w:rPr>
+        <w:t xml:space="preserve">буквальную </w:t>
+      </w:r>
+      <w:r>
+        <w:rPr>
+          <w:lang w:val="ru-RU"/>
+        </w:rPr>
+        <w:t>погодичную (</w:t>
       </w:r>
       <w:proofErr w:type="spellStart"/>
       <w:r>
         <w:rPr>
           <w:lang w:val="ru-RU"/>
         </w:rPr>
-        <w:t>дезагрегация</w:t>
+        <w:t>год-к-году</w:t>
       </w:r>
       <w:proofErr w:type="spellEnd"/>
       <w:r>
         <w:rPr>
           <w:lang w:val="ru-RU"/>
         </w:rPr>
-        <w:t xml:space="preserve"> проявляет его как всплеск.</w:t>
+        <w:t>)</w:t>
+      </w:r>
+      <w:r>
+        <w:rPr>
+          <w:lang w:val="ru-RU"/>
+        </w:rPr>
+        <w:t xml:space="preserve"> немонотонность как реальную демографию. Настоящий демографический “горб” обычно проявлялся бы у обоих полов более сходно. Здесь же женский эффект намного сильнее мужского.</w:t>
       </w:r>
     </w:p>
     <w:p>
       <w:pPr>
         <w:pStyle w:val="NormalWeb"/>
-        <w:rPr>
-          <w:lang w:val="ru-RU"/>
-        </w:rPr>
-      </w:pPr>
-      <w:r>
-        <w:rPr>
-          <w:lang w:val="ru-RU"/>
-        </w:rPr>
-        <w:t>Но при этом я бы не принимал буквальную год-к-году немонотонность как реальную демографию. Настоящий демографический “горб” обычно проявлялся бы у обоих полов более сходно. Здесь же женский эффект намного сильнее мужского.</w:t>
-      </w:r>
-    </w:p>
-    <w:p>
-      <w:pPr>
-        <w:pStyle w:val="NormalWeb"/>
+        <w:spacing w:before="0" w:beforeAutospacing="0" w:after="60" w:afterAutospacing="0"/>
         <w:rPr>
           <w:lang w:val="ru-RU"/>
         </w:rPr>
@@ -2957,6 +2873,7 @@
           <w:ilvl w:val="0"/>
           <w:numId w:val="13"/>
         </w:numPr>
+        <w:spacing w:before="0" w:beforeAutospacing="0" w:after="60" w:afterAutospacing="0"/>
         <w:rPr>
           <w:lang w:val="ru-RU"/>
         </w:rPr>
@@ -2989,6 +2906,7 @@
           <w:ilvl w:val="0"/>
           <w:numId w:val="13"/>
         </w:numPr>
+        <w:spacing w:before="0" w:beforeAutospacing="0" w:after="60" w:afterAutospacing="0"/>
         <w:rPr>
           <w:lang w:val="ru-RU"/>
         </w:rPr>
@@ -3007,6 +2925,7 @@
           <w:ilvl w:val="0"/>
           <w:numId w:val="13"/>
         </w:numPr>
+        <w:spacing w:before="0" w:beforeAutospacing="0" w:after="60" w:afterAutospacing="0"/>
         <w:rPr>
           <w:lang w:val="ru-RU"/>
         </w:rPr>
@@ -3025,28 +2944,22 @@
           <w:ilvl w:val="0"/>
           <w:numId w:val="13"/>
         </w:numPr>
-        <w:rPr>
-          <w:lang w:val="ru-RU"/>
-        </w:rPr>
-      </w:pPr>
-      <w:proofErr w:type="gramStart"/>
-      <w:r>
-        <w:rPr>
-          <w:lang w:val="ru-RU"/>
-        </w:rPr>
-        <w:t>возможно</w:t>
-      </w:r>
-      <w:proofErr w:type="gramEnd"/>
-      <w:r>
-        <w:rPr>
-          <w:lang w:val="ru-RU"/>
-        </w:rPr>
-        <w:t xml:space="preserve"> комбинацию этих факторов.</w:t>
+        <w:spacing w:before="0" w:beforeAutospacing="0" w:after="60" w:afterAutospacing="0"/>
+        <w:rPr>
+          <w:lang w:val="ru-RU"/>
+        </w:rPr>
+      </w:pPr>
+      <w:r>
+        <w:rPr>
+          <w:lang w:val="ru-RU"/>
+        </w:rPr>
+        <w:t>возможно комбинацию этих факторов.</w:t>
       </w:r>
     </w:p>
     <w:p>
       <w:pPr>
         <w:pStyle w:val="NormalWeb"/>
+        <w:spacing w:before="0" w:beforeAutospacing="0" w:after="60" w:afterAutospacing="0"/>
         <w:rPr>
           <w:lang w:val="ru-RU"/>
         </w:rPr>
@@ -3061,6 +2974,7 @@
     <w:p>
       <w:pPr>
         <w:pStyle w:val="NormalWeb"/>
+        <w:spacing w:before="0" w:beforeAutospacing="0" w:after="60" w:afterAutospacing="0"/>
         <w:rPr>
           <w:lang w:val="ru-RU"/>
         </w:rPr>
@@ -3076,36 +2990,28 @@
           <w:lang w:val="ru-RU"/>
         </w:rPr>
         <w:br/>
-        <w:t xml:space="preserve">Но конкретная годичная форма “горба” — уже продукт </w:t>
-      </w:r>
-      <w:proofErr w:type="spellStart"/>
-      <w:r>
-        <w:rPr>
-          <w:lang w:val="ru-RU"/>
-        </w:rPr>
-        <w:t>дезагрегации</w:t>
-      </w:r>
-      <w:proofErr w:type="spellEnd"/>
-      <w:r>
-        <w:rPr>
-          <w:lang w:val="ru-RU"/>
-        </w:rPr>
-        <w:t>.</w:t>
+        <w:t>Но конкретная годичная форма “горба” — уже продукт дезагрегации.</w:t>
       </w:r>
     </w:p>
     <w:p>
       <w:pPr>
         <w:pStyle w:val="NormalWeb"/>
-        <w:rPr>
-          <w:lang w:val="ru-RU"/>
-        </w:rPr>
-      </w:pPr>
-      <w:r>
-        <w:rPr>
-          <w:lang w:val="ru-RU"/>
-        </w:rPr>
-        <w:lastRenderedPageBreak/>
-        <w:t>То есть правильно думать об этом так:</w:t>
+        <w:spacing w:before="0" w:beforeAutospacing="0" w:after="60" w:afterAutospacing="0"/>
+        <w:rPr>
+          <w:lang w:val="ru-RU"/>
+        </w:rPr>
+      </w:pPr>
+      <w:r>
+        <w:rPr>
+          <w:lang w:val="ru-RU"/>
+        </w:rPr>
+        <w:t>П</w:t>
+      </w:r>
+      <w:r>
+        <w:rPr>
+          <w:lang w:val="ru-RU"/>
+        </w:rPr>
+        <w:t>равильно думать об этом так:</w:t>
       </w:r>
     </w:p>
     <w:p>
@@ -3115,6 +3021,7 @@
           <w:ilvl w:val="0"/>
           <w:numId w:val="14"/>
         </w:numPr>
+        <w:spacing w:before="0" w:beforeAutospacing="0" w:after="60" w:afterAutospacing="0"/>
         <w:rPr>
           <w:lang w:val="ru-RU"/>
         </w:rPr>
@@ -3147,28 +3054,22 @@
           <w:ilvl w:val="0"/>
           <w:numId w:val="14"/>
         </w:numPr>
-        <w:rPr>
-          <w:lang w:val="ru-RU"/>
-        </w:rPr>
-      </w:pPr>
-      <w:proofErr w:type="spellStart"/>
-      <w:r>
-        <w:rPr>
-          <w:lang w:val="ru-RU"/>
-        </w:rPr>
-        <w:t>дезагрегация</w:t>
-      </w:r>
-      <w:proofErr w:type="spellEnd"/>
-      <w:r>
-        <w:rPr>
-          <w:lang w:val="ru-RU"/>
-        </w:rPr>
-        <w:t xml:space="preserve"> лишь превращает эту скрытую аномалию групп в явный перегиб годичного ряда.</w:t>
+        <w:spacing w:before="0" w:beforeAutospacing="0" w:after="60" w:afterAutospacing="0"/>
+        <w:rPr>
+          <w:lang w:val="ru-RU"/>
+        </w:rPr>
+      </w:pPr>
+      <w:r>
+        <w:rPr>
+          <w:lang w:val="ru-RU"/>
+        </w:rPr>
+        <w:t>дезагрегация лишь превращает эту скрытую аномалию групп в явный перегиб годичного ряда.</w:t>
       </w:r>
     </w:p>
     <w:p>
       <w:pPr>
         <w:pStyle w:val="NormalWeb"/>
+        <w:spacing w:before="0" w:beforeAutospacing="0" w:after="60" w:afterAutospacing="0"/>
         <w:jc w:val="center"/>
         <w:rPr>
           <w:lang w:val="ru-RU"/>
@@ -3184,6 +3085,7 @@
     <w:p>
       <w:pPr>
         <w:pStyle w:val="NormalWeb"/>
+        <w:spacing w:before="0" w:beforeAutospacing="0" w:after="60" w:afterAutospacing="0"/>
         <w:rPr>
           <w:lang w:val="ru-RU"/>
         </w:rPr>
@@ -3198,6 +3100,7 @@
     <w:p>
       <w:pPr>
         <w:pStyle w:val="NormalWeb"/>
+        <w:spacing w:before="0" w:beforeAutospacing="0" w:after="60" w:afterAutospacing="0"/>
         <w:rPr>
           <w:lang w:val="ru-RU"/>
         </w:rPr>
@@ -3212,6 +3115,7 @@
     <w:p>
       <w:pPr>
         <w:pStyle w:val="NormalWeb"/>
+        <w:spacing w:before="0" w:beforeAutospacing="0" w:after="60" w:afterAutospacing="0"/>
         <w:rPr>
           <w:lang w:val="ru-RU"/>
         </w:rPr>
@@ -3248,6 +3152,7 @@
           <w:ilvl w:val="0"/>
           <w:numId w:val="15"/>
         </w:numPr>
+        <w:spacing w:before="0" w:beforeAutospacing="0" w:after="60" w:afterAutospacing="0"/>
       </w:pPr>
       <w:r>
         <w:t xml:space="preserve">1-9 </w:t>
@@ -3260,6 +3165,7 @@
           <w:ilvl w:val="0"/>
           <w:numId w:val="15"/>
         </w:numPr>
+        <w:spacing w:before="0" w:beforeAutospacing="0" w:after="60" w:afterAutospacing="0"/>
       </w:pPr>
       <w:r>
         <w:t xml:space="preserve">10-19 </w:t>
@@ -3272,6 +3178,7 @@
           <w:ilvl w:val="0"/>
           <w:numId w:val="15"/>
         </w:numPr>
+        <w:spacing w:before="0" w:beforeAutospacing="0" w:after="60" w:afterAutospacing="0"/>
       </w:pPr>
       <w:r>
         <w:t xml:space="preserve">20-29 </w:t>
@@ -3284,36 +3191,53 @@
           <w:ilvl w:val="0"/>
           <w:numId w:val="15"/>
         </w:numPr>
-      </w:pPr>
-      <w:r>
-        <w:t xml:space="preserve">и </w:t>
-      </w:r>
+        <w:spacing w:before="0" w:beforeAutospacing="0" w:after="60" w:afterAutospacing="0"/>
+      </w:pPr>
       <w:proofErr w:type="spellStart"/>
       <w:r>
-        <w:t>т.д</w:t>
+        <w:t>и</w:t>
       </w:r>
       <w:proofErr w:type="spellEnd"/>
       <w:r>
+        <w:t xml:space="preserve"> </w:t>
+      </w:r>
+      <w:proofErr w:type="spellStart"/>
+      <w:r>
+        <w:t>т</w:t>
+      </w:r>
+      <w:proofErr w:type="spellEnd"/>
+      <w:r>
+        <w:t>.</w:t>
+      </w:r>
+      <w:proofErr w:type="spellStart"/>
+      <w:r>
+        <w:t>д</w:t>
+      </w:r>
+      <w:proofErr w:type="spellEnd"/>
+      <w:r>
         <w:t xml:space="preserve">. </w:t>
       </w:r>
     </w:p>
     <w:p>
       <w:pPr>
         <w:pStyle w:val="NormalWeb"/>
-        <w:rPr>
-          <w:lang w:val="ru-RU"/>
-        </w:rPr>
-      </w:pPr>
-      <w:r>
-        <w:rPr>
-          <w:lang w:val="ru-RU"/>
-        </w:rPr>
+        <w:spacing w:before="0" w:beforeAutospacing="0" w:after="60" w:afterAutospacing="0"/>
+        <w:rPr>
+          <w:lang w:val="ru-RU"/>
+        </w:rPr>
+      </w:pPr>
+      <w:r>
+        <w:rPr>
+          <w:lang w:val="ru-RU"/>
+        </w:rPr>
+        <w:lastRenderedPageBreak/>
         <w:t>Поэтому обычная аккумуляция к 5, 15, 25 почти не видна на уровне этих данных: она происходит внутри группы и не меняет её сумму.</w:t>
       </w:r>
     </w:p>
     <w:p>
       <w:pPr>
         <w:pStyle w:val="NormalWeb"/>
+        <w:spacing w:before="0" w:beforeAutospacing="0" w:after="60" w:afterAutospacing="0"/>
         <w:rPr>
           <w:lang w:val="ru-RU"/>
         </w:rPr>
@@ -3344,6 +3268,7 @@
           <w:ilvl w:val="0"/>
           <w:numId w:val="16"/>
         </w:numPr>
+        <w:spacing w:before="0" w:beforeAutospacing="0" w:after="60" w:afterAutospacing="0"/>
       </w:pPr>
       <w:r>
         <w:t xml:space="preserve">9 -&gt; 10 </w:t>
@@ -3356,6 +3281,7 @@
           <w:ilvl w:val="0"/>
           <w:numId w:val="16"/>
         </w:numPr>
+        <w:spacing w:before="0" w:beforeAutospacing="0" w:after="60" w:afterAutospacing="0"/>
       </w:pPr>
       <w:r>
         <w:t xml:space="preserve">19 -&gt; 20 </w:t>
@@ -3368,6 +3294,7 @@
           <w:ilvl w:val="0"/>
           <w:numId w:val="16"/>
         </w:numPr>
+        <w:spacing w:before="0" w:beforeAutospacing="0" w:after="60" w:afterAutospacing="0"/>
       </w:pPr>
       <w:r>
         <w:t xml:space="preserve">29 -&gt; 30 </w:t>
@@ -3376,6 +3303,7 @@
     <w:p>
       <w:pPr>
         <w:pStyle w:val="NormalWeb"/>
+        <w:spacing w:before="0" w:beforeAutospacing="0" w:after="60" w:afterAutospacing="0"/>
       </w:pPr>
       <w:proofErr w:type="spellStart"/>
       <w:r>
@@ -3417,6 +3345,7 @@
           <w:ilvl w:val="0"/>
           <w:numId w:val="17"/>
         </w:numPr>
+        <w:spacing w:before="0" w:beforeAutospacing="0" w:after="60" w:afterAutospacing="0"/>
       </w:pPr>
       <w:proofErr w:type="spellStart"/>
       <w:r>
@@ -3434,6 +3363,7 @@
           <w:ilvl w:val="0"/>
           <w:numId w:val="17"/>
         </w:numPr>
+        <w:spacing w:before="0" w:beforeAutospacing="0" w:after="60" w:afterAutospacing="0"/>
       </w:pPr>
       <w:proofErr w:type="spellStart"/>
       <w:r>
@@ -3451,6 +3381,7 @@
           <w:ilvl w:val="0"/>
           <w:numId w:val="17"/>
         </w:numPr>
+        <w:spacing w:before="0" w:beforeAutospacing="0" w:after="60" w:afterAutospacing="0"/>
       </w:pPr>
       <w:proofErr w:type="spellStart"/>
       <w:r>
@@ -3492,6 +3423,7 @@
           <w:ilvl w:val="0"/>
           <w:numId w:val="17"/>
         </w:numPr>
+        <w:spacing w:before="0" w:beforeAutospacing="0" w:after="60" w:afterAutospacing="0"/>
       </w:pPr>
       <w:proofErr w:type="spellStart"/>
       <w:r>
@@ -3505,43 +3437,43 @@
     <w:p>
       <w:pPr>
         <w:pStyle w:val="NormalWeb"/>
-        <w:rPr>
-          <w:lang w:val="ru-RU"/>
-        </w:rPr>
-      </w:pPr>
-      <w:r>
-        <w:rPr>
-          <w:lang w:val="ru-RU"/>
-        </w:rPr>
-        <w:t xml:space="preserve">То есть да: округление к 10 и 20 может реально подталкивать </w:t>
-      </w:r>
-      <w:proofErr w:type="spellStart"/>
-      <w:r>
-        <w:rPr>
-          <w:lang w:val="ru-RU"/>
-        </w:rPr>
-        <w:t>дезагрегацию</w:t>
-      </w:r>
-      <w:proofErr w:type="spellEnd"/>
-      <w:r>
-        <w:rPr>
-          <w:lang w:val="ru-RU"/>
-        </w:rPr>
-        <w:t xml:space="preserve"> к “горбу”.</w:t>
+        <w:spacing w:before="0" w:beforeAutospacing="0" w:after="60" w:afterAutospacing="0"/>
+        <w:rPr>
+          <w:lang w:val="ru-RU"/>
+        </w:rPr>
+      </w:pPr>
+      <w:r>
+        <w:rPr>
+          <w:lang w:val="ru-RU"/>
+        </w:rPr>
+        <w:t>То есть да: округление к 10 и 20 может реально подталкивать дезагрегацию к “горбу”.</w:t>
       </w:r>
     </w:p>
     <w:p>
       <w:pPr>
         <w:pStyle w:val="NormalWeb"/>
-        <w:rPr>
-          <w:lang w:val="ru-RU"/>
-        </w:rPr>
-      </w:pPr>
-      <w:r>
-        <w:rPr>
-          <w:lang w:val="ru-RU"/>
-        </w:rPr>
-        <w:t>2. Но я не думаю, что этим исчерпывается объяснение.</w:t>
+        <w:spacing w:before="0" w:beforeAutospacing="0" w:after="60" w:afterAutospacing="0"/>
+        <w:rPr>
+          <w:lang w:val="ru-RU"/>
+        </w:rPr>
+      </w:pPr>
+      <w:r>
+        <w:rPr>
+          <w:lang w:val="ru-RU"/>
+        </w:rPr>
+        <w:t xml:space="preserve">2. Но </w:t>
+      </w:r>
+      <w:r>
+        <w:rPr>
+          <w:lang w:val="ru-RU"/>
+        </w:rPr>
+        <w:t>непохоже</w:t>
+      </w:r>
+      <w:r>
+        <w:rPr>
+          <w:lang w:val="ru-RU"/>
+        </w:rPr>
+        <w:t>, что этим исчерпывается объяснение.</w:t>
       </w:r>
       <w:r>
         <w:rPr>
@@ -3575,6 +3507,7 @@
           <w:ilvl w:val="0"/>
           <w:numId w:val="18"/>
         </w:numPr>
+        <w:spacing w:before="0" w:beforeAutospacing="0" w:after="60" w:afterAutospacing="0"/>
       </w:pPr>
       <w:r>
         <w:t xml:space="preserve">0: </w:t>
@@ -3619,6 +3552,7 @@
           <w:ilvl w:val="0"/>
           <w:numId w:val="18"/>
         </w:numPr>
+        <w:spacing w:before="0" w:beforeAutospacing="0" w:after="60" w:afterAutospacing="0"/>
       </w:pPr>
       <w:r>
         <w:t xml:space="preserve">1-9: </w:t>
@@ -3639,6 +3573,7 @@
           <w:ilvl w:val="0"/>
           <w:numId w:val="18"/>
         </w:numPr>
+        <w:spacing w:before="0" w:beforeAutospacing="0" w:after="60" w:afterAutospacing="0"/>
       </w:pPr>
       <w:r>
         <w:t xml:space="preserve">10-19: </w:t>
@@ -3659,9 +3594,9 @@
           <w:ilvl w:val="0"/>
           <w:numId w:val="18"/>
         </w:numPr>
-      </w:pPr>
-      <w:r>
-        <w:lastRenderedPageBreak/>
+        <w:spacing w:before="0" w:beforeAutospacing="0" w:after="60" w:afterAutospacing="0"/>
+      </w:pPr>
+      <w:r>
         <w:t xml:space="preserve">20-29: </w:t>
       </w:r>
       <w:proofErr w:type="spellStart"/>
@@ -3680,6 +3615,7 @@
           <w:ilvl w:val="0"/>
           <w:numId w:val="18"/>
         </w:numPr>
+        <w:spacing w:before="0" w:beforeAutospacing="0" w:after="60" w:afterAutospacing="0"/>
       </w:pPr>
       <w:r>
         <w:t xml:space="preserve">30-39: </w:t>
@@ -3696,6 +3632,7 @@
     <w:p>
       <w:pPr>
         <w:pStyle w:val="NormalWeb"/>
+        <w:spacing w:before="0" w:beforeAutospacing="0" w:after="60" w:afterAutospacing="0"/>
         <w:rPr>
           <w:lang w:val="ru-RU"/>
         </w:rPr>
@@ -3710,6 +3647,7 @@
     <w:p>
       <w:pPr>
         <w:pStyle w:val="NormalWeb"/>
+        <w:spacing w:before="0" w:beforeAutospacing="0" w:after="60" w:afterAutospacing="0"/>
         <w:rPr>
           <w:lang w:val="ru-RU"/>
         </w:rPr>
@@ -3724,6 +3662,7 @@
     <w:p>
       <w:pPr>
         <w:pStyle w:val="NormalWeb"/>
+        <w:spacing w:before="0" w:beforeAutospacing="0" w:after="60" w:afterAutospacing="0"/>
         <w:rPr>
           <w:lang w:val="ru-RU"/>
         </w:rPr>
@@ -3738,15 +3677,32 @@
     <w:p>
       <w:pPr>
         <w:pStyle w:val="NormalWeb"/>
-        <w:rPr>
-          <w:lang w:val="ru-RU"/>
-        </w:rPr>
-      </w:pPr>
-      <w:r>
-        <w:rPr>
-          <w:lang w:val="ru-RU"/>
-        </w:rPr>
-        <w:t xml:space="preserve">аккумуляция — фактор реальный, но главный источник проблемы, по-видимому, шире, чем просто </w:t>
+        <w:numPr>
+          <w:ilvl w:val="0"/>
+          <w:numId w:val="48"/>
+        </w:numPr>
+        <w:spacing w:before="0" w:beforeAutospacing="0" w:after="60" w:afterAutospacing="0"/>
+        <w:rPr>
+          <w:lang w:val="ru-RU"/>
+        </w:rPr>
+      </w:pPr>
+      <w:r>
+        <w:rPr>
+          <w:lang w:val="ru-RU"/>
+        </w:rPr>
+        <w:t xml:space="preserve">аккумуляция </w:t>
+      </w:r>
+      <w:r>
+        <w:rPr>
+          <w:lang w:val="ru-RU"/>
+        </w:rPr>
+        <w:t>–</w:t>
+      </w:r>
+      <w:r>
+        <w:rPr>
+          <w:lang w:val="ru-RU"/>
+        </w:rPr>
+        <w:t xml:space="preserve"> фактор реальный, но главный источник проблемы, по-видимому, шире, чем просто </w:t>
       </w:r>
       <w:r>
         <w:t>age</w:t>
@@ -3770,6 +3726,7 @@
     <w:p>
       <w:pPr>
         <w:pStyle w:val="NormalWeb"/>
+        <w:spacing w:before="0" w:beforeAutospacing="0" w:after="60" w:afterAutospacing="0"/>
         <w:rPr>
           <w:lang w:val="ru-RU"/>
         </w:rPr>
@@ -3784,6 +3741,7 @@
     <w:p>
       <w:pPr>
         <w:pStyle w:val="NormalWeb"/>
+        <w:spacing w:before="0" w:beforeAutospacing="0" w:after="60" w:afterAutospacing="0"/>
         <w:rPr>
           <w:lang w:val="ru-RU"/>
         </w:rPr>
@@ -3802,6 +3760,7 @@
           <w:ilvl w:val="0"/>
           <w:numId w:val="19"/>
         </w:numPr>
+        <w:spacing w:before="0" w:beforeAutospacing="0" w:after="60" w:afterAutospacing="0"/>
         <w:rPr>
           <w:lang w:val="ru-RU"/>
         </w:rPr>
@@ -3820,6 +3779,7 @@
           <w:ilvl w:val="0"/>
           <w:numId w:val="19"/>
         </w:numPr>
+        <w:spacing w:before="0" w:beforeAutospacing="0" w:after="60" w:afterAutospacing="0"/>
         <w:rPr>
           <w:lang w:val="ru-RU"/>
         </w:rPr>
@@ -3838,6 +3798,7 @@
           <w:ilvl w:val="0"/>
           <w:numId w:val="19"/>
         </w:numPr>
+        <w:spacing w:before="0" w:beforeAutospacing="0" w:after="60" w:afterAutospacing="0"/>
       </w:pPr>
       <w:proofErr w:type="spellStart"/>
       <w:r>
@@ -3887,6 +3848,7 @@
           <w:ilvl w:val="0"/>
           <w:numId w:val="19"/>
         </w:numPr>
+        <w:spacing w:before="0" w:beforeAutospacing="0" w:after="60" w:afterAutospacing="0"/>
       </w:pPr>
       <w:proofErr w:type="spellStart"/>
       <w:r>
@@ -3932,6 +3894,7 @@
     <w:p>
       <w:pPr>
         <w:pStyle w:val="NormalWeb"/>
+        <w:spacing w:before="0" w:beforeAutospacing="0" w:after="60" w:afterAutospacing="0"/>
         <w:rPr>
           <w:lang w:val="ru-RU"/>
         </w:rPr>
@@ -3946,6 +3909,11 @@
     <w:p>
       <w:pPr>
         <w:pStyle w:val="NormalWeb"/>
+        <w:numPr>
+          <w:ilvl w:val="0"/>
+          <w:numId w:val="48"/>
+        </w:numPr>
+        <w:spacing w:before="0" w:beforeAutospacing="0" w:after="60" w:afterAutospacing="0"/>
         <w:rPr>
           <w:lang w:val="ru-RU"/>
         </w:rPr>
@@ -3960,6 +3928,7 @@
     <w:p>
       <w:pPr>
         <w:pStyle w:val="NormalWeb"/>
+        <w:spacing w:before="0" w:beforeAutospacing="0" w:after="60" w:afterAutospacing="0"/>
         <w:rPr>
           <w:lang w:val="ru-RU"/>
         </w:rPr>
@@ -3974,34 +3943,35 @@
     <w:p>
       <w:pPr>
         <w:pStyle w:val="NormalWeb"/>
-        <w:rPr>
-          <w:lang w:val="ru-RU"/>
-        </w:rPr>
-      </w:pPr>
-      <w:r>
-        <w:rPr>
-          <w:lang w:val="ru-RU"/>
-        </w:rPr>
+        <w:spacing w:before="0" w:beforeAutospacing="0" w:after="60" w:afterAutospacing="0"/>
+        <w:rPr>
+          <w:lang w:val="ru-RU"/>
+        </w:rPr>
+      </w:pPr>
+      <w:r>
+        <w:rPr>
+          <w:lang w:val="ru-RU"/>
+        </w:rPr>
+        <w:lastRenderedPageBreak/>
         <w:t>Это очень показательно.</w:t>
       </w:r>
+      <w:r>
+        <w:rPr>
+          <w:lang w:val="ru-RU"/>
+        </w:rPr>
+        <w:t xml:space="preserve"> </w:t>
+      </w:r>
+      <w:r>
+        <w:rPr>
+          <w:lang w:val="ru-RU"/>
+        </w:rPr>
+        <w:t>Если два разных алгоритма, оба уважающие суммы по интервалам, дают перегиб примерно в одном месте, это значит не то, что оба “испортили” хороший исходник, а то, что в самих агрегированных суммах есть внутреннее напряжение.</w:t>
+      </w:r>
     </w:p>
     <w:p>
       <w:pPr>
         <w:pStyle w:val="NormalWeb"/>
-        <w:rPr>
-          <w:lang w:val="ru-RU"/>
-        </w:rPr>
-      </w:pPr>
-      <w:r>
-        <w:rPr>
-          <w:lang w:val="ru-RU"/>
-        </w:rPr>
-        <w:t>Если два разных алгоритма, оба уважающие суммы по интервалам, дают перегиб примерно в одном месте, это значит не то, что оба “испортили” хороший исходник, а то, что в самих агрегированных суммах есть внутреннее напряжение.</w:t>
-      </w:r>
-    </w:p>
-    <w:p>
-      <w:pPr>
-        <w:pStyle w:val="NormalWeb"/>
+        <w:spacing w:before="0" w:beforeAutospacing="0" w:after="60" w:afterAutospacing="0"/>
       </w:pPr>
       <w:proofErr w:type="spellStart"/>
       <w:r>
@@ -4027,6 +3997,7 @@
           <w:ilvl w:val="0"/>
           <w:numId w:val="20"/>
         </w:numPr>
+        <w:spacing w:before="0" w:beforeAutospacing="0" w:after="60" w:afterAutospacing="0"/>
         <w:rPr>
           <w:lang w:val="ru-RU"/>
         </w:rPr>
@@ -4063,34 +4034,22 @@
           <w:ilvl w:val="0"/>
           <w:numId w:val="20"/>
         </w:numPr>
-        <w:rPr>
-          <w:lang w:val="ru-RU"/>
-        </w:rPr>
-      </w:pPr>
-      <w:r>
-        <w:rPr>
-          <w:lang w:val="ru-RU"/>
-        </w:rPr>
-        <w:t xml:space="preserve">точная форма горба по годам — уже артефакт конкретной </w:t>
-      </w:r>
-      <w:proofErr w:type="spellStart"/>
-      <w:r>
-        <w:rPr>
-          <w:lang w:val="ru-RU"/>
-        </w:rPr>
-        <w:t>дезагрегации</w:t>
-      </w:r>
-      <w:proofErr w:type="spellEnd"/>
-      <w:r>
-        <w:rPr>
-          <w:lang w:val="ru-RU"/>
-        </w:rPr>
-        <w:t xml:space="preserve"> </w:t>
+        <w:spacing w:before="0" w:beforeAutospacing="0" w:after="60" w:afterAutospacing="0"/>
+        <w:rPr>
+          <w:lang w:val="ru-RU"/>
+        </w:rPr>
+      </w:pPr>
+      <w:r>
+        <w:rPr>
+          <w:lang w:val="ru-RU"/>
+        </w:rPr>
+        <w:t xml:space="preserve">точная форма горба по годам — уже артефакт конкретной дезагрегации </w:t>
       </w:r>
     </w:p>
     <w:p>
       <w:pPr>
         <w:pStyle w:val="NormalWeb"/>
+        <w:spacing w:before="0" w:beforeAutospacing="0" w:after="60" w:afterAutospacing="0"/>
         <w:rPr>
           <w:lang w:val="ru-RU"/>
         </w:rPr>
@@ -4105,21 +4064,22 @@
     <w:p>
       <w:pPr>
         <w:pStyle w:val="NormalWeb"/>
-        <w:rPr>
-          <w:lang w:val="ru-RU"/>
-        </w:rPr>
-      </w:pPr>
-      <w:r>
-        <w:rPr>
-          <w:lang w:val="ru-RU"/>
-        </w:rPr>
-        <w:lastRenderedPageBreak/>
+        <w:spacing w:before="0" w:beforeAutospacing="0" w:after="60" w:afterAutospacing="0"/>
+        <w:rPr>
+          <w:lang w:val="ru-RU"/>
+        </w:rPr>
+      </w:pPr>
+      <w:r>
+        <w:rPr>
+          <w:lang w:val="ru-RU"/>
+        </w:rPr>
         <w:t>5. Можно ли сделать лучше?</w:t>
       </w:r>
     </w:p>
     <w:p>
       <w:pPr>
         <w:pStyle w:val="NormalWeb"/>
+        <w:spacing w:before="0" w:beforeAutospacing="0" w:after="60" w:afterAutospacing="0"/>
         <w:rPr>
           <w:lang w:val="ru-RU"/>
         </w:rPr>
@@ -4156,6 +4116,7 @@
           <w:ilvl w:val="0"/>
           <w:numId w:val="21"/>
         </w:numPr>
+        <w:spacing w:before="0" w:beforeAutospacing="0" w:after="60" w:afterAutospacing="0"/>
         <w:rPr>
           <w:lang w:val="ru-RU"/>
         </w:rPr>
@@ -4174,6 +4135,7 @@
           <w:ilvl w:val="0"/>
           <w:numId w:val="21"/>
         </w:numPr>
+        <w:spacing w:before="0" w:beforeAutospacing="0" w:after="60" w:afterAutospacing="0"/>
         <w:rPr>
           <w:lang w:val="ru-RU"/>
         </w:rPr>
@@ -4192,6 +4154,7 @@
           <w:ilvl w:val="0"/>
           <w:numId w:val="21"/>
         </w:numPr>
+        <w:spacing w:before="0" w:beforeAutospacing="0" w:after="60" w:afterAutospacing="0"/>
         <w:rPr>
           <w:lang w:val="ru-RU"/>
         </w:rPr>
@@ -4206,6 +4169,7 @@
     <w:p>
       <w:pPr>
         <w:pStyle w:val="NormalWeb"/>
+        <w:spacing w:before="0" w:beforeAutospacing="0" w:after="60" w:afterAutospacing="0"/>
         <w:rPr>
           <w:lang w:val="ru-RU"/>
         </w:rPr>
@@ -4254,6 +4218,7 @@
           <w:ilvl w:val="0"/>
           <w:numId w:val="22"/>
         </w:numPr>
+        <w:spacing w:before="0" w:beforeAutospacing="0" w:after="60" w:afterAutospacing="0"/>
       </w:pPr>
       <w:r>
         <w:t xml:space="preserve">MX-1895 </w:t>
@@ -4266,6 +4231,7 @@
           <w:ilvl w:val="0"/>
           <w:numId w:val="22"/>
         </w:numPr>
+        <w:spacing w:before="0" w:beforeAutospacing="0" w:after="60" w:afterAutospacing="0"/>
       </w:pPr>
       <w:proofErr w:type="spellStart"/>
       <w:r>
@@ -4291,6 +4257,7 @@
           <w:ilvl w:val="0"/>
           <w:numId w:val="22"/>
         </w:numPr>
+        <w:spacing w:before="0" w:beforeAutospacing="0" w:after="60" w:afterAutospacing="0"/>
         <w:rPr>
           <w:lang w:val="ru-RU"/>
         </w:rPr>
@@ -4305,6 +4272,7 @@
     <w:p>
       <w:pPr>
         <w:pStyle w:val="NormalWeb"/>
+        <w:spacing w:before="0" w:beforeAutospacing="0" w:after="60" w:afterAutospacing="0"/>
         <w:rPr>
           <w:lang w:val="ru-RU"/>
         </w:rPr>
@@ -4343,6 +4311,7 @@
     <w:p>
       <w:pPr>
         <w:pStyle w:val="NormalWeb"/>
+        <w:spacing w:before="0" w:beforeAutospacing="0" w:after="60" w:afterAutospacing="0"/>
         <w:rPr>
           <w:lang w:val="ru-RU"/>
         </w:rPr>
@@ -4361,6 +4330,7 @@
           <w:ilvl w:val="0"/>
           <w:numId w:val="23"/>
         </w:numPr>
+        <w:spacing w:before="0" w:beforeAutospacing="0" w:after="60" w:afterAutospacing="0"/>
         <w:rPr>
           <w:lang w:val="ru-RU"/>
         </w:rPr>
@@ -4388,6 +4358,7 @@
           <w:ilvl w:val="0"/>
           <w:numId w:val="23"/>
         </w:numPr>
+        <w:spacing w:before="0" w:beforeAutospacing="0" w:after="60" w:afterAutospacing="0"/>
         <w:rPr>
           <w:lang w:val="ru-RU"/>
         </w:rPr>
@@ -4418,6 +4389,7 @@
           <w:ilvl w:val="0"/>
           <w:numId w:val="23"/>
         </w:numPr>
+        <w:spacing w:before="0" w:beforeAutospacing="0" w:after="60" w:afterAutospacing="0"/>
         <w:rPr>
           <w:lang w:val="ru-RU"/>
         </w:rPr>
@@ -4437,28 +4409,28 @@
         </w:rPr>
         <w:t>-1900-</w:t>
       </w:r>
+      <w:proofErr w:type="spellStart"/>
       <w:r>
         <w:t>dis</w:t>
       </w:r>
-      <w:r>
-        <w:rPr>
-          <w:lang w:val="ru-RU"/>
-        </w:rPr>
-        <w:t xml:space="preserve"> — частично артефакт </w:t>
-      </w:r>
-      <w:proofErr w:type="spellStart"/>
-      <w:r>
-        <w:rPr>
-          <w:lang w:val="ru-RU"/>
-        </w:rPr>
-        <w:t>дезагрегации</w:t>
-      </w:r>
       <w:proofErr w:type="spellEnd"/>
       <w:r>
         <w:rPr>
           <w:lang w:val="ru-RU"/>
         </w:rPr>
-        <w:t xml:space="preserve">. </w:t>
+        <w:t xml:space="preserve"> </w:t>
+      </w:r>
+      <w:r>
+        <w:rPr>
+          <w:lang w:val="ru-RU"/>
+        </w:rPr>
+        <w:t>–</w:t>
+      </w:r>
+      <w:r>
+        <w:rPr>
+          <w:lang w:val="ru-RU"/>
+        </w:rPr>
+        <w:t xml:space="preserve"> частично артефакт дезагрегации. </w:t>
       </w:r>
     </w:p>
     <w:p>
@@ -4468,6 +4440,7 @@
           <w:ilvl w:val="0"/>
           <w:numId w:val="23"/>
         </w:numPr>
+        <w:spacing w:before="0" w:beforeAutospacing="0" w:after="60" w:afterAutospacing="0"/>
         <w:rPr>
           <w:lang w:val="ru-RU"/>
         </w:rPr>
@@ -4500,13 +4473,15 @@
     <w:p>
       <w:pPr>
         <w:pStyle w:val="NormalWeb"/>
-        <w:rPr>
-          <w:lang w:val="ru-RU"/>
-        </w:rPr>
-      </w:pPr>
-    </w:p>
-    <w:p>
-      <w:pPr>
+        <w:spacing w:before="0" w:beforeAutospacing="0" w:after="60" w:afterAutospacing="0"/>
+        <w:rPr>
+          <w:lang w:val="ru-RU"/>
+        </w:rPr>
+      </w:pPr>
+    </w:p>
+    <w:p>
+      <w:pPr>
+        <w:spacing w:after="60" w:line="240" w:lineRule="auto"/>
         <w:rPr>
           <w:rFonts w:ascii="Times New Roman" w:eastAsia="Times New Roman" w:hAnsi="Times New Roman" w:cs="Times New Roman"/>
           <w:kern w:val="0"/>
@@ -4524,14 +4499,17 @@
     <w:p>
       <w:pPr>
         <w:pStyle w:val="NormalWeb"/>
+        <w:spacing w:before="0" w:beforeAutospacing="0" w:after="60" w:afterAutospacing="0"/>
         <w:rPr>
           <w:b/>
           <w:bCs/>
           <w:sz w:val="32"/>
           <w:szCs w:val="32"/>
           <w:u w:val="single"/>
-        </w:rPr>
-      </w:pPr>
+          <w:lang w:val="ru-RU"/>
+        </w:rPr>
+      </w:pPr>
+      <w:proofErr w:type="spellStart"/>
       <w:r>
         <w:rPr>
           <w:b/>
@@ -4541,8 +4519,9 @@
           <w:u w:val="single"/>
         </w:rPr>
         <w:lastRenderedPageBreak/>
-        <w:t>RU-vs-</w:t>
-      </w:r>
+        <w:t>RU</w:t>
+      </w:r>
+      <w:proofErr w:type="spellEnd"/>
       <w:r>
         <w:rPr>
           <w:b/>
@@ -4550,6 +4529,38 @@
           <w:sz w:val="32"/>
           <w:szCs w:val="32"/>
           <w:u w:val="single"/>
+          <w:lang w:val="ru-RU"/>
+        </w:rPr>
+        <w:t>-</w:t>
+      </w:r>
+      <w:r>
+        <w:rPr>
+          <w:b/>
+          <w:bCs/>
+          <w:sz w:val="32"/>
+          <w:szCs w:val="32"/>
+          <w:u w:val="single"/>
+        </w:rPr>
+        <w:t>vs</w:t>
+      </w:r>
+      <w:r>
+        <w:rPr>
+          <w:b/>
+          <w:bCs/>
+          <w:sz w:val="32"/>
+          <w:szCs w:val="32"/>
+          <w:u w:val="single"/>
+          <w:lang w:val="ru-RU"/>
+        </w:rPr>
+        <w:t>-</w:t>
+      </w:r>
+      <w:r>
+        <w:rPr>
+          <w:b/>
+          <w:bCs/>
+          <w:sz w:val="32"/>
+          <w:szCs w:val="32"/>
+          <w:u w:val="single"/>
         </w:rPr>
         <w:t>MX</w:t>
       </w:r>
@@ -4557,6 +4568,7 @@
     <w:p>
       <w:pPr>
         <w:pStyle w:val="NormalWeb"/>
+        <w:spacing w:before="0" w:beforeAutospacing="0" w:after="60" w:afterAutospacing="0"/>
         <w:rPr>
           <w:lang w:val="ru-RU"/>
         </w:rPr>
@@ -4586,7 +4598,15 @@
         <w:rPr>
           <w:lang w:val="ru-RU"/>
         </w:rPr>
-        <w:t xml:space="preserve">режде всего возраст 0, который в </w:t>
+        <w:t>режде всего возра</w:t>
+      </w:r>
+      <w:bookmarkStart w:id="0" w:name="_GoBack"/>
+      <w:bookmarkEnd w:id="0"/>
+      <w:r>
+        <w:rPr>
+          <w:lang w:val="ru-RU"/>
+        </w:rPr>
+        <w:t xml:space="preserve">ст 0, который в </w:t>
       </w:r>
       <w:r>
         <w:t>MX</w:t>
@@ -4595,26 +4615,13 @@
         <w:rPr>
           <w:lang w:val="ru-RU"/>
         </w:rPr>
-        <w:t xml:space="preserve">-1900 задан прямо в печатном исходнике, а не рождается </w:t>
-      </w:r>
-      <w:proofErr w:type="spellStart"/>
-      <w:r>
-        <w:rPr>
-          <w:lang w:val="ru-RU"/>
-        </w:rPr>
-        <w:t>дезагрегацией</w:t>
-      </w:r>
-      <w:proofErr w:type="spellEnd"/>
-      <w:r>
-        <w:rPr>
-          <w:lang w:val="ru-RU"/>
-        </w:rPr>
-        <w:t>.</w:t>
+        <w:t>-1900 задан прямо в печатном исходнике, а не рождается дезагрегацией.</w:t>
       </w:r>
     </w:p>
     <w:p>
       <w:pPr>
         <w:pStyle w:val="NormalWeb"/>
+        <w:spacing w:before="0" w:beforeAutospacing="0" w:after="60" w:afterAutospacing="0"/>
       </w:pPr>
       <w:proofErr w:type="spellStart"/>
       <w:r>
@@ -4640,6 +4647,7 @@
           <w:ilvl w:val="0"/>
           <w:numId w:val="37"/>
         </w:numPr>
+        <w:spacing w:before="0" w:beforeAutospacing="0" w:after="60" w:afterAutospacing="0"/>
         <w:rPr>
           <w:lang w:val="ru-RU"/>
         </w:rPr>
@@ -4689,6 +4697,7 @@
           <w:ilvl w:val="0"/>
           <w:numId w:val="37"/>
         </w:numPr>
+        <w:spacing w:before="0" w:beforeAutospacing="0" w:after="60" w:afterAutospacing="0"/>
         <w:rPr>
           <w:lang w:val="ru-RU"/>
         </w:rPr>
@@ -4749,6 +4758,7 @@
           <w:ilvl w:val="0"/>
           <w:numId w:val="37"/>
         </w:numPr>
+        <w:spacing w:before="0" w:beforeAutospacing="0" w:after="60" w:afterAutospacing="0"/>
       </w:pPr>
       <w:r>
         <w:t xml:space="preserve">RU-1897: </w:t>
@@ -4767,6 +4777,7 @@
     <w:p>
       <w:pPr>
         <w:pStyle w:val="NormalWeb"/>
+        <w:spacing w:before="0" w:beforeAutospacing="0" w:after="60" w:afterAutospacing="0"/>
         <w:rPr>
           <w:lang w:val="ru-RU"/>
         </w:rPr>
@@ -4781,6 +4792,7 @@
     <w:p>
       <w:pPr>
         <w:pStyle w:val="NormalWeb"/>
+        <w:spacing w:before="0" w:beforeAutospacing="0" w:after="60" w:afterAutospacing="0"/>
         <w:rPr>
           <w:lang w:val="ru-RU"/>
         </w:rPr>
@@ -4820,6 +4832,7 @@
           <w:ilvl w:val="0"/>
           <w:numId w:val="38"/>
         </w:numPr>
+        <w:spacing w:before="0" w:beforeAutospacing="0" w:after="60" w:afterAutospacing="0"/>
         <w:rPr>
           <w:lang w:val="ru-RU"/>
         </w:rPr>
@@ -4838,6 +4851,7 @@
           <w:ilvl w:val="0"/>
           <w:numId w:val="38"/>
         </w:numPr>
+        <w:spacing w:before="0" w:beforeAutospacing="0" w:after="60" w:afterAutospacing="0"/>
         <w:rPr>
           <w:lang w:val="ru-RU"/>
         </w:rPr>
@@ -4852,6 +4866,7 @@
     <w:p>
       <w:pPr>
         <w:pStyle w:val="NormalWeb"/>
+        <w:spacing w:before="0" w:beforeAutospacing="0" w:after="60" w:afterAutospacing="0"/>
         <w:rPr>
           <w:lang w:val="ru-RU"/>
         </w:rPr>
@@ -4881,6 +4896,7 @@
     <w:p>
       <w:pPr>
         <w:pStyle w:val="NormalWeb"/>
+        <w:spacing w:before="0" w:beforeAutospacing="0" w:after="60" w:afterAutospacing="0"/>
         <w:rPr>
           <w:lang w:val="ru-RU"/>
         </w:rPr>
@@ -4913,21 +4929,7 @@
         <w:rPr>
           <w:lang w:val="ru-RU"/>
         </w:rPr>
-        <w:t xml:space="preserve">смертности, чем высчитанная </w:t>
-      </w:r>
-      <w:proofErr w:type="spellStart"/>
-      <w:r>
-        <w:rPr>
-          <w:lang w:val="ru-RU"/>
-        </w:rPr>
-        <w:t>Коллвером</w:t>
-      </w:r>
-      <w:proofErr w:type="spellEnd"/>
-      <w:r>
-        <w:rPr>
-          <w:lang w:val="ru-RU"/>
-        </w:rPr>
-        <w:t>.</w:t>
+        <w:t>смертности, чем высчитанная Коллвером.</w:t>
       </w:r>
       <w:r>
         <w:rPr>
@@ -4949,6 +4951,7 @@
           <w:ilvl w:val="0"/>
           <w:numId w:val="40"/>
         </w:numPr>
+        <w:spacing w:before="0" w:beforeAutospacing="0" w:after="60" w:afterAutospacing="0"/>
       </w:pPr>
       <w:r>
         <w:t xml:space="preserve">q0 = 220‰ </w:t>
@@ -4961,6 +4964,7 @@
           <w:ilvl w:val="0"/>
           <w:numId w:val="40"/>
         </w:numPr>
+        <w:spacing w:before="0" w:beforeAutospacing="0" w:after="60" w:afterAutospacing="0"/>
       </w:pPr>
       <w:r>
         <w:t xml:space="preserve">l5 = 670 </w:t>
@@ -4985,6 +4989,7 @@
     <w:p>
       <w:pPr>
         <w:pStyle w:val="NormalWeb"/>
+        <w:spacing w:before="0" w:beforeAutospacing="0" w:after="60" w:afterAutospacing="0"/>
         <w:rPr>
           <w:lang w:val="ru-RU"/>
         </w:rPr>
@@ -5008,6 +5013,7 @@
     <w:p>
       <w:pPr>
         <w:pStyle w:val="NormalWeb"/>
+        <w:spacing w:before="0" w:beforeAutospacing="0" w:after="60" w:afterAutospacing="0"/>
         <w:rPr>
           <w:lang w:val="ru-RU"/>
         </w:rPr>
@@ -5166,62 +5172,22 @@
     <w:p>
       <w:pPr>
         <w:pStyle w:val="NormalWeb"/>
-        <w:rPr>
-          <w:lang w:val="ru-RU"/>
-        </w:rPr>
-      </w:pPr>
-      <w:r>
-        <w:rPr>
-          <w:lang w:val="ru-RU"/>
-        </w:rPr>
-        <w:t xml:space="preserve">Чтобы получить такую пропорцию, понадобилась бы либо намного более тяжёлая младенческая и </w:t>
-      </w:r>
-      <w:proofErr w:type="spellStart"/>
-      <w:r>
-        <w:rPr>
-          <w:lang w:val="ru-RU"/>
-        </w:rPr>
-        <w:t>раннедетская</w:t>
-      </w:r>
-      <w:proofErr w:type="spellEnd"/>
-      <w:r>
-        <w:rPr>
-          <w:lang w:val="ru-RU"/>
-        </w:rPr>
-        <w:t xml:space="preserve"> смертность, чем у </w:t>
-      </w:r>
-      <w:proofErr w:type="spellStart"/>
-      <w:r>
-        <w:rPr>
-          <w:lang w:val="ru-RU"/>
-        </w:rPr>
-        <w:t>Коллвера</w:t>
-      </w:r>
-      <w:proofErr w:type="spellEnd"/>
-      <w:r>
-        <w:rPr>
-          <w:lang w:val="ru-RU"/>
-        </w:rPr>
-        <w:t xml:space="preserve">, либо очень резкий недавний скачок рождаемости. </w:t>
-      </w:r>
-      <w:proofErr w:type="spellStart"/>
-      <w:r>
-        <w:rPr>
-          <w:lang w:val="ru-RU"/>
-        </w:rPr>
-        <w:t>Коллвер</w:t>
-      </w:r>
-      <w:proofErr w:type="spellEnd"/>
-      <w:r>
-        <w:rPr>
-          <w:lang w:val="ru-RU"/>
-        </w:rPr>
-        <w:t xml:space="preserve"> же показывает между 1895-99 и 1900-04 лишь небольшое изменение детской смертности, а не такой перелом.</w:t>
+        <w:spacing w:before="0" w:beforeAutospacing="0" w:after="60" w:afterAutospacing="0"/>
+        <w:rPr>
+          <w:lang w:val="ru-RU"/>
+        </w:rPr>
+      </w:pPr>
+      <w:r>
+        <w:rPr>
+          <w:lang w:val="ru-RU"/>
+        </w:rPr>
+        <w:t>Чтобы получить такую пропорцию, понадобилась бы либо намного более тяжёлая младенческая и раннедетская смертность, чем у Коллвера, либо очень резкий недавний скачок рождаемости. Коллвер же показывает между 1895-99 и 1900-04 лишь небольшое изменение детской смертности, а не такой перелом.</w:t>
       </w:r>
     </w:p>
     <w:p>
       <w:pPr>
         <w:pStyle w:val="NormalWeb"/>
+        <w:spacing w:before="0" w:beforeAutospacing="0" w:after="60" w:afterAutospacing="0"/>
         <w:rPr>
           <w:lang w:val="ru-RU"/>
         </w:rPr>
@@ -5230,15 +5196,15 @@
     <w:p>
       <w:pPr>
         <w:pStyle w:val="NormalWeb"/>
-        <w:rPr>
-          <w:lang w:val="ru-RU"/>
-        </w:rPr>
-      </w:pPr>
-      <w:r>
-        <w:rPr>
-          <w:lang w:val="ru-RU"/>
-        </w:rPr>
-        <w:lastRenderedPageBreak/>
+        <w:spacing w:before="0" w:beforeAutospacing="0" w:after="60" w:afterAutospacing="0"/>
+        <w:rPr>
+          <w:lang w:val="ru-RU"/>
+        </w:rPr>
+      </w:pPr>
+      <w:r>
+        <w:rPr>
+          <w:lang w:val="ru-RU"/>
+        </w:rPr>
         <w:t>Поэтому А</w:t>
       </w:r>
       <w:r>
@@ -5279,6 +5245,7 @@
           <w:ilvl w:val="0"/>
           <w:numId w:val="41"/>
         </w:numPr>
+        <w:spacing w:before="0" w:beforeAutospacing="0" w:after="60" w:afterAutospacing="0"/>
       </w:pPr>
       <w:proofErr w:type="spellStart"/>
       <w:r>
@@ -5304,6 +5271,7 @@
           <w:ilvl w:val="0"/>
           <w:numId w:val="41"/>
         </w:numPr>
+        <w:spacing w:before="0" w:beforeAutospacing="0" w:after="60" w:afterAutospacing="0"/>
       </w:pPr>
       <w:proofErr w:type="spellStart"/>
       <w:r>
@@ -5337,6 +5305,7 @@
           <w:ilvl w:val="0"/>
           <w:numId w:val="41"/>
         </w:numPr>
+        <w:spacing w:before="0" w:beforeAutospacing="0" w:after="60" w:afterAutospacing="0"/>
         <w:rPr>
           <w:lang w:val="ru-RU"/>
         </w:rPr>
@@ -5351,6 +5320,7 @@
     <w:p>
       <w:pPr>
         <w:pStyle w:val="NormalWeb"/>
+        <w:spacing w:before="0" w:beforeAutospacing="0" w:after="60" w:afterAutospacing="0"/>
         <w:rPr>
           <w:lang w:val="ru-RU"/>
         </w:rPr>
@@ -5379,14 +5349,16 @@
     <w:p>
       <w:pPr>
         <w:pStyle w:val="NormalWeb"/>
-        <w:rPr>
-          <w:lang w:val="ru-RU"/>
-        </w:rPr>
-      </w:pPr>
-      <w:r>
-        <w:rPr>
-          <w:lang w:val="ru-RU"/>
-        </w:rPr>
+        <w:spacing w:before="0" w:beforeAutospacing="0" w:after="60" w:afterAutospacing="0"/>
+        <w:rPr>
+          <w:lang w:val="ru-RU"/>
+        </w:rPr>
+      </w:pPr>
+      <w:r>
+        <w:rPr>
+          <w:lang w:val="ru-RU"/>
+        </w:rPr>
+        <w:lastRenderedPageBreak/>
         <w:t xml:space="preserve">Итого: </w:t>
       </w:r>
       <w:r>
@@ -5398,9 +5370,11 @@
         </w:rPr>
         <w:t xml:space="preserve">-1900 близок к </w:t>
       </w:r>
+      <w:proofErr w:type="spellStart"/>
       <w:r>
         <w:t>RU</w:t>
       </w:r>
+      <w:proofErr w:type="spellEnd"/>
       <w:r>
         <w:rPr>
           <w:lang w:val="ru-RU"/>
@@ -5428,7 +5402,7 @@
 </file>
 
 <file path=word/numbering.xml><?xml version="1.0" encoding="utf-8"?>
-<w:numbering xmlns:wpc="http://schemas.microsoft.com/office/word/2010/wordprocessingCanvas" xmlns:cx="http://schemas.microsoft.com/office/drawing/2014/chartex" xmlns:cx1="http://schemas.microsoft.com/office/drawing/2015/9/8/chartex" xmlns:cx2="http://schemas.microsoft.com/office/drawing/2015/10/21/chartex" xmlns:cx3="http://schemas.microsoft.com/office/drawing/2016/5/9/chartex" xmlns:cx4="http://schemas.microsoft.com/office/drawing/2016/5/10/chartex" xmlns:cx5="http://schemas.microsoft.com/office/drawing/2016/5/11/chartex" xmlns:cx6="http://schemas.microsoft.com/office/drawing/2016/5/12/chartex" xmlns:cx7="http://schemas.microsoft.com/office/drawing/2016/5/13/chartex" xmlns:cx8="http://schemas.microsoft.com/office/drawing/2016/5/14/chartex" xmlns:mc="http://schemas.openxmlformats.org/markup-compatibility/2006" xmlns:aink="http://schemas.microsoft.com/office/drawing/2016/ink" xmlns:am3d="http://schemas.microsoft.com/office/drawing/2017/model3d" xmlns:o="urn:schemas-microsoft-com:office:office" xmlns:oel="http://schemas.microsoft.com/office/2019/extlst" xmlns:r="http://schemas.openxmlformats.org/officeDocument/2006/relationships" xmlns:m="http://schemas.openxmlformats.org/officeDocument/2006/math" xmlns:v="urn:schemas-microsoft-com:vml" xmlns:wp14="http://schemas.microsoft.com/office/word/2010/wordprocessingDrawing" xmlns:wp="http://schemas.openxmlformats.org/drawingml/2006/wordprocessingDrawing" xmlns:w10="urn:schemas-microsoft-com:office:word" xmlns:w="http://schemas.openxmlformats.org/wordprocessingml/2006/main" xmlns:w14="http://schemas.microsoft.com/office/word/2010/wordml" xmlns:w15="http://schemas.microsoft.com/office/word/2012/wordml" xmlns:w16cex="http://schemas.microsoft.com/office/word/2018/wordml/cex" xmlns:w16cid="http://schemas.microsoft.com/office/word/2016/wordml/cid" xmlns:w16="http://schemas.microsoft.com/office/word/2018/wordml" xmlns:w16du="http://schemas.microsoft.com/office/word/2023/wordml/word16du" xmlns:w16sdtdh="http://schemas.microsoft.com/office/word/2020/wordml/sdtdatahash" xmlns:w16sdtfl="http://schemas.microsoft.com/office/word/2024/wordml/sdtformatlock" xmlns:w16se="http://schemas.microsoft.com/office/word/2015/wordml/symex" xmlns:wpg="http://schemas.microsoft.com/office/word/2010/wordprocessingGroup" xmlns:wpi="http://schemas.microsoft.com/office/word/2010/wordprocessingInk" xmlns:wne="http://schemas.microsoft.com/office/word/2006/wordml" xmlns:wps="http://schemas.microsoft.com/office/word/2010/wordprocessingShape" mc:Ignorable="w14 w15 w16se w16cid w16 w16cex w16sdtdh w16sdtfl w16du wp14">
+<w:numbering xmlns:wpc="http://schemas.microsoft.com/office/word/2010/wordprocessingCanvas" xmlns:cx="http://schemas.microsoft.com/office/drawing/2014/chartex" xmlns:cx1="http://schemas.microsoft.com/office/drawing/2015/9/8/chartex" xmlns:cx2="http://schemas.microsoft.com/office/drawing/2015/10/21/chartex" xmlns:cx3="http://schemas.microsoft.com/office/drawing/2016/5/9/chartex" xmlns:cx4="http://schemas.microsoft.com/office/drawing/2016/5/10/chartex" xmlns:cx5="http://schemas.microsoft.com/office/drawing/2016/5/11/chartex" xmlns:cx6="http://schemas.microsoft.com/office/drawing/2016/5/12/chartex" xmlns:cx7="http://schemas.microsoft.com/office/drawing/2016/5/13/chartex" xmlns:cx8="http://schemas.microsoft.com/office/drawing/2016/5/14/chartex" xmlns:mc="http://schemas.openxmlformats.org/markup-compatibility/2006" xmlns:aink="http://schemas.microsoft.com/office/drawing/2016/ink" xmlns:am3d="http://schemas.microsoft.com/office/drawing/2017/model3d" xmlns:o="urn:schemas-microsoft-com:office:office" xmlns:r="http://schemas.openxmlformats.org/officeDocument/2006/relationships" xmlns:m="http://schemas.openxmlformats.org/officeDocument/2006/math" xmlns:v="urn:schemas-microsoft-com:vml" xmlns:wp14="http://schemas.microsoft.com/office/word/2010/wordprocessingDrawing" xmlns:wp="http://schemas.openxmlformats.org/drawingml/2006/wordprocessingDrawing" xmlns:w10="urn:schemas-microsoft-com:office:word" xmlns:w="http://schemas.openxmlformats.org/wordprocessingml/2006/main" xmlns:w14="http://schemas.microsoft.com/office/word/2010/wordml" xmlns:w15="http://schemas.microsoft.com/office/word/2012/wordml" xmlns:w16cid="http://schemas.microsoft.com/office/word/2016/wordml/cid" xmlns:w16se="http://schemas.microsoft.com/office/word/2015/wordml/symex" xmlns:wpg="http://schemas.microsoft.com/office/word/2010/wordprocessingGroup" xmlns:wpi="http://schemas.microsoft.com/office/word/2010/wordprocessingInk" xmlns:wne="http://schemas.microsoft.com/office/word/2006/wordml" xmlns:wps="http://schemas.microsoft.com/office/word/2010/wordprocessingShape" mc:Ignorable="w14 w15 w16se w16cid wp14">
   <w:abstractNum w:abstractNumId="0" w15:restartNumberingAfterBreak="0">
     <w:nsid w:val="04751AA6"/>
     <w:multiLevelType w:val="multilevel"/>
@@ -6324,6 +6298,119 @@
     </w:lvl>
   </w:abstractNum>
   <w:abstractNum w:abstractNumId="6" w15:restartNumberingAfterBreak="0">
+    <w:nsid w:val="0A1568D6"/>
+    <w:multiLevelType w:val="hybridMultilevel"/>
+    <w:tmpl w:val="52D8BE2C"/>
+    <w:lvl w:ilvl="0" w:tplc="04190001">
+      <w:start w:val="1"/>
+      <w:numFmt w:val="bullet"/>
+      <w:lvlText w:val=""/>
+      <w:lvlJc w:val="left"/>
+      <w:pPr>
+        <w:ind w:left="1080" w:hanging="360"/>
+      </w:pPr>
+      <w:rPr>
+        <w:rFonts w:ascii="Symbol" w:hAnsi="Symbol" w:hint="default"/>
+      </w:rPr>
+    </w:lvl>
+    <w:lvl w:ilvl="1" w:tplc="04190003" w:tentative="1">
+      <w:start w:val="1"/>
+      <w:numFmt w:val="bullet"/>
+      <w:lvlText w:val="o"/>
+      <w:lvlJc w:val="left"/>
+      <w:pPr>
+        <w:ind w:left="1800" w:hanging="360"/>
+      </w:pPr>
+      <w:rPr>
+        <w:rFonts w:ascii="Courier New" w:hAnsi="Courier New" w:cs="Courier New" w:hint="default"/>
+      </w:rPr>
+    </w:lvl>
+    <w:lvl w:ilvl="2" w:tplc="04190005" w:tentative="1">
+      <w:start w:val="1"/>
+      <w:numFmt w:val="bullet"/>
+      <w:lvlText w:val=""/>
+      <w:lvlJc w:val="left"/>
+      <w:pPr>
+        <w:ind w:left="2520" w:hanging="360"/>
+      </w:pPr>
+      <w:rPr>
+        <w:rFonts w:ascii="Wingdings" w:hAnsi="Wingdings" w:hint="default"/>
+      </w:rPr>
+    </w:lvl>
+    <w:lvl w:ilvl="3" w:tplc="04190001" w:tentative="1">
+      <w:start w:val="1"/>
+      <w:numFmt w:val="bullet"/>
+      <w:lvlText w:val=""/>
+      <w:lvlJc w:val="left"/>
+      <w:pPr>
+        <w:ind w:left="3240" w:hanging="360"/>
+      </w:pPr>
+      <w:rPr>
+        <w:rFonts w:ascii="Symbol" w:hAnsi="Symbol" w:hint="default"/>
+      </w:rPr>
+    </w:lvl>
+    <w:lvl w:ilvl="4" w:tplc="04190003" w:tentative="1">
+      <w:start w:val="1"/>
+      <w:numFmt w:val="bullet"/>
+      <w:lvlText w:val="o"/>
+      <w:lvlJc w:val="left"/>
+      <w:pPr>
+        <w:ind w:left="3960" w:hanging="360"/>
+      </w:pPr>
+      <w:rPr>
+        <w:rFonts w:ascii="Courier New" w:hAnsi="Courier New" w:cs="Courier New" w:hint="default"/>
+      </w:rPr>
+    </w:lvl>
+    <w:lvl w:ilvl="5" w:tplc="04190005" w:tentative="1">
+      <w:start w:val="1"/>
+      <w:numFmt w:val="bullet"/>
+      <w:lvlText w:val=""/>
+      <w:lvlJc w:val="left"/>
+      <w:pPr>
+        <w:ind w:left="4680" w:hanging="360"/>
+      </w:pPr>
+      <w:rPr>
+        <w:rFonts w:ascii="Wingdings" w:hAnsi="Wingdings" w:hint="default"/>
+      </w:rPr>
+    </w:lvl>
+    <w:lvl w:ilvl="6" w:tplc="04190001" w:tentative="1">
+      <w:start w:val="1"/>
+      <w:numFmt w:val="bullet"/>
+      <w:lvlText w:val=""/>
+      <w:lvlJc w:val="left"/>
+      <w:pPr>
+        <w:ind w:left="5400" w:hanging="360"/>
+      </w:pPr>
+      <w:rPr>
+        <w:rFonts w:ascii="Symbol" w:hAnsi="Symbol" w:hint="default"/>
+      </w:rPr>
+    </w:lvl>
+    <w:lvl w:ilvl="7" w:tplc="04190003" w:tentative="1">
+      <w:start w:val="1"/>
+      <w:numFmt w:val="bullet"/>
+      <w:lvlText w:val="o"/>
+      <w:lvlJc w:val="left"/>
+      <w:pPr>
+        <w:ind w:left="6120" w:hanging="360"/>
+      </w:pPr>
+      <w:rPr>
+        <w:rFonts w:ascii="Courier New" w:hAnsi="Courier New" w:cs="Courier New" w:hint="default"/>
+      </w:rPr>
+    </w:lvl>
+    <w:lvl w:ilvl="8" w:tplc="04190005" w:tentative="1">
+      <w:start w:val="1"/>
+      <w:numFmt w:val="bullet"/>
+      <w:lvlText w:val=""/>
+      <w:lvlJc w:val="left"/>
+      <w:pPr>
+        <w:ind w:left="6840" w:hanging="360"/>
+      </w:pPr>
+      <w:rPr>
+        <w:rFonts w:ascii="Wingdings" w:hAnsi="Wingdings" w:hint="default"/>
+      </w:rPr>
+    </w:lvl>
+  </w:abstractNum>
+  <w:abstractNum w:abstractNumId="7" w15:restartNumberingAfterBreak="0">
     <w:nsid w:val="0DB47739"/>
     <w:multiLevelType w:val="multilevel"/>
     <w:tmpl w:val="3732C9B4"/>
@@ -6472,7 +6559,234 @@
       </w:rPr>
     </w:lvl>
   </w:abstractNum>
-  <w:abstractNum w:abstractNumId="7" w15:restartNumberingAfterBreak="0">
+  <w:abstractNum w:abstractNumId="8" w15:restartNumberingAfterBreak="0">
+    <w:nsid w:val="0E36520E"/>
+    <w:multiLevelType w:val="multilevel"/>
+    <w:tmpl w:val="43FA1B8E"/>
+    <w:lvl w:ilvl="0">
+      <w:numFmt w:val="bullet"/>
+      <w:lvlText w:val="•"/>
+      <w:lvlJc w:val="left"/>
+      <w:pPr>
+        <w:tabs>
+          <w:tab w:val="num" w:pos="720"/>
+        </w:tabs>
+        <w:ind w:left="720" w:hanging="360"/>
+      </w:pPr>
+      <w:rPr>
+        <w:rFonts w:ascii="Times New Roman" w:eastAsia="Times New Roman" w:hAnsi="Times New Roman" w:cs="Times New Roman" w:hint="default"/>
+      </w:rPr>
+    </w:lvl>
+    <w:lvl w:ilvl="1" w:tentative="1">
+      <w:start w:val="1"/>
+      <w:numFmt w:val="decimal"/>
+      <w:lvlText w:val="%2."/>
+      <w:lvlJc w:val="left"/>
+      <w:pPr>
+        <w:tabs>
+          <w:tab w:val="num" w:pos="1440"/>
+        </w:tabs>
+        <w:ind w:left="1440" w:hanging="360"/>
+      </w:pPr>
+    </w:lvl>
+    <w:lvl w:ilvl="2" w:tentative="1">
+      <w:start w:val="1"/>
+      <w:numFmt w:val="decimal"/>
+      <w:lvlText w:val="%3."/>
+      <w:lvlJc w:val="left"/>
+      <w:pPr>
+        <w:tabs>
+          <w:tab w:val="num" w:pos="2160"/>
+        </w:tabs>
+        <w:ind w:left="2160" w:hanging="360"/>
+      </w:pPr>
+    </w:lvl>
+    <w:lvl w:ilvl="3" w:tentative="1">
+      <w:start w:val="1"/>
+      <w:numFmt w:val="decimal"/>
+      <w:lvlText w:val="%4."/>
+      <w:lvlJc w:val="left"/>
+      <w:pPr>
+        <w:tabs>
+          <w:tab w:val="num" w:pos="2880"/>
+        </w:tabs>
+        <w:ind w:left="2880" w:hanging="360"/>
+      </w:pPr>
+    </w:lvl>
+    <w:lvl w:ilvl="4" w:tentative="1">
+      <w:start w:val="1"/>
+      <w:numFmt w:val="decimal"/>
+      <w:lvlText w:val="%5."/>
+      <w:lvlJc w:val="left"/>
+      <w:pPr>
+        <w:tabs>
+          <w:tab w:val="num" w:pos="3600"/>
+        </w:tabs>
+        <w:ind w:left="3600" w:hanging="360"/>
+      </w:pPr>
+    </w:lvl>
+    <w:lvl w:ilvl="5" w:tentative="1">
+      <w:start w:val="1"/>
+      <w:numFmt w:val="decimal"/>
+      <w:lvlText w:val="%6."/>
+      <w:lvlJc w:val="left"/>
+      <w:pPr>
+        <w:tabs>
+          <w:tab w:val="num" w:pos="4320"/>
+        </w:tabs>
+        <w:ind w:left="4320" w:hanging="360"/>
+      </w:pPr>
+    </w:lvl>
+    <w:lvl w:ilvl="6" w:tentative="1">
+      <w:start w:val="1"/>
+      <w:numFmt w:val="decimal"/>
+      <w:lvlText w:val="%7."/>
+      <w:lvlJc w:val="left"/>
+      <w:pPr>
+        <w:tabs>
+          <w:tab w:val="num" w:pos="5040"/>
+        </w:tabs>
+        <w:ind w:left="5040" w:hanging="360"/>
+      </w:pPr>
+    </w:lvl>
+    <w:lvl w:ilvl="7" w:tentative="1">
+      <w:start w:val="1"/>
+      <w:numFmt w:val="decimal"/>
+      <w:lvlText w:val="%8."/>
+      <w:lvlJc w:val="left"/>
+      <w:pPr>
+        <w:tabs>
+          <w:tab w:val="num" w:pos="5760"/>
+        </w:tabs>
+        <w:ind w:left="5760" w:hanging="360"/>
+      </w:pPr>
+    </w:lvl>
+    <w:lvl w:ilvl="8" w:tentative="1">
+      <w:start w:val="1"/>
+      <w:numFmt w:val="decimal"/>
+      <w:lvlText w:val="%9."/>
+      <w:lvlJc w:val="left"/>
+      <w:pPr>
+        <w:tabs>
+          <w:tab w:val="num" w:pos="6480"/>
+        </w:tabs>
+        <w:ind w:left="6480" w:hanging="360"/>
+      </w:pPr>
+    </w:lvl>
+  </w:abstractNum>
+  <w:abstractNum w:abstractNumId="9" w15:restartNumberingAfterBreak="0">
+    <w:nsid w:val="0EDA6913"/>
+    <w:multiLevelType w:val="hybridMultilevel"/>
+    <w:tmpl w:val="BE8EDA98"/>
+    <w:lvl w:ilvl="0" w:tplc="A1B06B4C">
+      <w:numFmt w:val="bullet"/>
+      <w:lvlText w:val="•"/>
+      <w:lvlJc w:val="left"/>
+      <w:pPr>
+        <w:ind w:left="720" w:hanging="360"/>
+      </w:pPr>
+      <w:rPr>
+        <w:rFonts w:ascii="Times New Roman" w:eastAsia="Times New Roman" w:hAnsi="Times New Roman" w:cs="Times New Roman" w:hint="default"/>
+      </w:rPr>
+    </w:lvl>
+    <w:lvl w:ilvl="1" w:tplc="04190003" w:tentative="1">
+      <w:start w:val="1"/>
+      <w:numFmt w:val="bullet"/>
+      <w:lvlText w:val="o"/>
+      <w:lvlJc w:val="left"/>
+      <w:pPr>
+        <w:ind w:left="1440" w:hanging="360"/>
+      </w:pPr>
+      <w:rPr>
+        <w:rFonts w:ascii="Courier New" w:hAnsi="Courier New" w:cs="Courier New" w:hint="default"/>
+      </w:rPr>
+    </w:lvl>
+    <w:lvl w:ilvl="2" w:tplc="04190005" w:tentative="1">
+      <w:start w:val="1"/>
+      <w:numFmt w:val="bullet"/>
+      <w:lvlText w:val=""/>
+      <w:lvlJc w:val="left"/>
+      <w:pPr>
+        <w:ind w:left="2160" w:hanging="360"/>
+      </w:pPr>
+      <w:rPr>
+        <w:rFonts w:ascii="Wingdings" w:hAnsi="Wingdings" w:hint="default"/>
+      </w:rPr>
+    </w:lvl>
+    <w:lvl w:ilvl="3" w:tplc="04190001" w:tentative="1">
+      <w:start w:val="1"/>
+      <w:numFmt w:val="bullet"/>
+      <w:lvlText w:val=""/>
+      <w:lvlJc w:val="left"/>
+      <w:pPr>
+        <w:ind w:left="2880" w:hanging="360"/>
+      </w:pPr>
+      <w:rPr>
+        <w:rFonts w:ascii="Symbol" w:hAnsi="Symbol" w:hint="default"/>
+      </w:rPr>
+    </w:lvl>
+    <w:lvl w:ilvl="4" w:tplc="04190003" w:tentative="1">
+      <w:start w:val="1"/>
+      <w:numFmt w:val="bullet"/>
+      <w:lvlText w:val="o"/>
+      <w:lvlJc w:val="left"/>
+      <w:pPr>
+        <w:ind w:left="3600" w:hanging="360"/>
+      </w:pPr>
+      <w:rPr>
+        <w:rFonts w:ascii="Courier New" w:hAnsi="Courier New" w:cs="Courier New" w:hint="default"/>
+      </w:rPr>
+    </w:lvl>
+    <w:lvl w:ilvl="5" w:tplc="04190005" w:tentative="1">
+      <w:start w:val="1"/>
+      <w:numFmt w:val="bullet"/>
+      <w:lvlText w:val=""/>
+      <w:lvlJc w:val="left"/>
+      <w:pPr>
+        <w:ind w:left="4320" w:hanging="360"/>
+      </w:pPr>
+      <w:rPr>
+        <w:rFonts w:ascii="Wingdings" w:hAnsi="Wingdings" w:hint="default"/>
+      </w:rPr>
+    </w:lvl>
+    <w:lvl w:ilvl="6" w:tplc="04190001" w:tentative="1">
+      <w:start w:val="1"/>
+      <w:numFmt w:val="bullet"/>
+      <w:lvlText w:val=""/>
+      <w:lvlJc w:val="left"/>
+      <w:pPr>
+        <w:ind w:left="5040" w:hanging="360"/>
+      </w:pPr>
+      <w:rPr>
+        <w:rFonts w:ascii="Symbol" w:hAnsi="Symbol" w:hint="default"/>
+      </w:rPr>
+    </w:lvl>
+    <w:lvl w:ilvl="7" w:tplc="04190003" w:tentative="1">
+      <w:start w:val="1"/>
+      <w:numFmt w:val="bullet"/>
+      <w:lvlText w:val="o"/>
+      <w:lvlJc w:val="left"/>
+      <w:pPr>
+        <w:ind w:left="5760" w:hanging="360"/>
+      </w:pPr>
+      <w:rPr>
+        <w:rFonts w:ascii="Courier New" w:hAnsi="Courier New" w:cs="Courier New" w:hint="default"/>
+      </w:rPr>
+    </w:lvl>
+    <w:lvl w:ilvl="8" w:tplc="04190005" w:tentative="1">
+      <w:start w:val="1"/>
+      <w:numFmt w:val="bullet"/>
+      <w:lvlText w:val=""/>
+      <w:lvlJc w:val="left"/>
+      <w:pPr>
+        <w:ind w:left="6480" w:hanging="360"/>
+      </w:pPr>
+      <w:rPr>
+        <w:rFonts w:ascii="Wingdings" w:hAnsi="Wingdings" w:hint="default"/>
+      </w:rPr>
+    </w:lvl>
+  </w:abstractNum>
+  <w:abstractNum w:abstractNumId="10" w15:restartNumberingAfterBreak="0">
     <w:nsid w:val="144E1885"/>
     <w:multiLevelType w:val="multilevel"/>
     <w:tmpl w:val="97866A4C"/>
@@ -6621,7 +6935,7 @@
       </w:rPr>
     </w:lvl>
   </w:abstractNum>
-  <w:abstractNum w:abstractNumId="8" w15:restartNumberingAfterBreak="0">
+  <w:abstractNum w:abstractNumId="11" w15:restartNumberingAfterBreak="0">
     <w:nsid w:val="18E13521"/>
     <w:multiLevelType w:val="multilevel"/>
     <w:tmpl w:val="E01ADCEC"/>
@@ -6734,7 +7048,7 @@
       </w:pPr>
     </w:lvl>
   </w:abstractNum>
-  <w:abstractNum w:abstractNumId="9" w15:restartNumberingAfterBreak="0">
+  <w:abstractNum w:abstractNumId="12" w15:restartNumberingAfterBreak="0">
     <w:nsid w:val="19A50E69"/>
     <w:multiLevelType w:val="multilevel"/>
     <w:tmpl w:val="F1D65B8E"/>
@@ -6883,7 +7197,7 @@
       </w:rPr>
     </w:lvl>
   </w:abstractNum>
-  <w:abstractNum w:abstractNumId="10" w15:restartNumberingAfterBreak="0">
+  <w:abstractNum w:abstractNumId="13" w15:restartNumberingAfterBreak="0">
     <w:nsid w:val="1F2746DF"/>
     <w:multiLevelType w:val="multilevel"/>
     <w:tmpl w:val="56C6562A"/>
@@ -7032,7 +7346,7 @@
       </w:rPr>
     </w:lvl>
   </w:abstractNum>
-  <w:abstractNum w:abstractNumId="11" w15:restartNumberingAfterBreak="0">
+  <w:abstractNum w:abstractNumId="14" w15:restartNumberingAfterBreak="0">
     <w:nsid w:val="20773F7F"/>
     <w:multiLevelType w:val="multilevel"/>
     <w:tmpl w:val="6F86CFCC"/>
@@ -7181,7 +7495,7 @@
       </w:rPr>
     </w:lvl>
   </w:abstractNum>
-  <w:abstractNum w:abstractNumId="12" w15:restartNumberingAfterBreak="0">
+  <w:abstractNum w:abstractNumId="15" w15:restartNumberingAfterBreak="0">
     <w:nsid w:val="22886E60"/>
     <w:multiLevelType w:val="multilevel"/>
     <w:tmpl w:val="6EE0E822"/>
@@ -7330,7 +7644,7 @@
       </w:rPr>
     </w:lvl>
   </w:abstractNum>
-  <w:abstractNum w:abstractNumId="13" w15:restartNumberingAfterBreak="0">
+  <w:abstractNum w:abstractNumId="16" w15:restartNumberingAfterBreak="0">
     <w:nsid w:val="22A00753"/>
     <w:multiLevelType w:val="multilevel"/>
     <w:tmpl w:val="3992E61E"/>
@@ -7443,7 +7757,7 @@
       </w:pPr>
     </w:lvl>
   </w:abstractNum>
-  <w:abstractNum w:abstractNumId="14" w15:restartNumberingAfterBreak="0">
+  <w:abstractNum w:abstractNumId="17" w15:restartNumberingAfterBreak="0">
     <w:nsid w:val="22CC28E6"/>
     <w:multiLevelType w:val="multilevel"/>
     <w:tmpl w:val="77C68236"/>
@@ -7592,7 +7906,7 @@
       </w:rPr>
     </w:lvl>
   </w:abstractNum>
-  <w:abstractNum w:abstractNumId="15" w15:restartNumberingAfterBreak="0">
+  <w:abstractNum w:abstractNumId="18" w15:restartNumberingAfterBreak="0">
     <w:nsid w:val="246E4C4F"/>
     <w:multiLevelType w:val="multilevel"/>
     <w:tmpl w:val="7CBCDB0E"/>
@@ -7705,7 +8019,7 @@
       </w:pPr>
     </w:lvl>
   </w:abstractNum>
-  <w:abstractNum w:abstractNumId="16" w15:restartNumberingAfterBreak="0">
+  <w:abstractNum w:abstractNumId="19" w15:restartNumberingAfterBreak="0">
     <w:nsid w:val="280F7B30"/>
     <w:multiLevelType w:val="multilevel"/>
     <w:tmpl w:val="60D2CD04"/>
@@ -7854,7 +8168,7 @@
       </w:rPr>
     </w:lvl>
   </w:abstractNum>
-  <w:abstractNum w:abstractNumId="17" w15:restartNumberingAfterBreak="0">
+  <w:abstractNum w:abstractNumId="20" w15:restartNumberingAfterBreak="0">
     <w:nsid w:val="344F723C"/>
     <w:multiLevelType w:val="multilevel"/>
     <w:tmpl w:val="77E27C2E"/>
@@ -8003,7 +8317,7 @@
       </w:rPr>
     </w:lvl>
   </w:abstractNum>
-  <w:abstractNum w:abstractNumId="18" w15:restartNumberingAfterBreak="0">
+  <w:abstractNum w:abstractNumId="21" w15:restartNumberingAfterBreak="0">
     <w:nsid w:val="36C90C15"/>
     <w:multiLevelType w:val="multilevel"/>
     <w:tmpl w:val="4BD0E928"/>
@@ -8152,7 +8466,119 @@
       </w:rPr>
     </w:lvl>
   </w:abstractNum>
-  <w:abstractNum w:abstractNumId="19" w15:restartNumberingAfterBreak="0">
+  <w:abstractNum w:abstractNumId="22" w15:restartNumberingAfterBreak="0">
+    <w:nsid w:val="395668E7"/>
+    <w:multiLevelType w:val="hybridMultilevel"/>
+    <w:tmpl w:val="5798D1F2"/>
+    <w:lvl w:ilvl="0" w:tplc="A1B06B4C">
+      <w:numFmt w:val="bullet"/>
+      <w:lvlText w:val="•"/>
+      <w:lvlJc w:val="left"/>
+      <w:pPr>
+        <w:ind w:left="720" w:hanging="360"/>
+      </w:pPr>
+      <w:rPr>
+        <w:rFonts w:ascii="Times New Roman" w:eastAsia="Times New Roman" w:hAnsi="Times New Roman" w:cs="Times New Roman" w:hint="default"/>
+      </w:rPr>
+    </w:lvl>
+    <w:lvl w:ilvl="1" w:tplc="04190003" w:tentative="1">
+      <w:start w:val="1"/>
+      <w:numFmt w:val="bullet"/>
+      <w:lvlText w:val="o"/>
+      <w:lvlJc w:val="left"/>
+      <w:pPr>
+        <w:ind w:left="1440" w:hanging="360"/>
+      </w:pPr>
+      <w:rPr>
+        <w:rFonts w:ascii="Courier New" w:hAnsi="Courier New" w:cs="Courier New" w:hint="default"/>
+      </w:rPr>
+    </w:lvl>
+    <w:lvl w:ilvl="2" w:tplc="04190005" w:tentative="1">
+      <w:start w:val="1"/>
+      <w:numFmt w:val="bullet"/>
+      <w:lvlText w:val=""/>
+      <w:lvlJc w:val="left"/>
+      <w:pPr>
+        <w:ind w:left="2160" w:hanging="360"/>
+      </w:pPr>
+      <w:rPr>
+        <w:rFonts w:ascii="Wingdings" w:hAnsi="Wingdings" w:hint="default"/>
+      </w:rPr>
+    </w:lvl>
+    <w:lvl w:ilvl="3" w:tplc="04190001" w:tentative="1">
+      <w:start w:val="1"/>
+      <w:numFmt w:val="bullet"/>
+      <w:lvlText w:val=""/>
+      <w:lvlJc w:val="left"/>
+      <w:pPr>
+        <w:ind w:left="2880" w:hanging="360"/>
+      </w:pPr>
+      <w:rPr>
+        <w:rFonts w:ascii="Symbol" w:hAnsi="Symbol" w:hint="default"/>
+      </w:rPr>
+    </w:lvl>
+    <w:lvl w:ilvl="4" w:tplc="04190003" w:tentative="1">
+      <w:start w:val="1"/>
+      <w:numFmt w:val="bullet"/>
+      <w:lvlText w:val="o"/>
+      <w:lvlJc w:val="left"/>
+      <w:pPr>
+        <w:ind w:left="3600" w:hanging="360"/>
+      </w:pPr>
+      <w:rPr>
+        <w:rFonts w:ascii="Courier New" w:hAnsi="Courier New" w:cs="Courier New" w:hint="default"/>
+      </w:rPr>
+    </w:lvl>
+    <w:lvl w:ilvl="5" w:tplc="04190005" w:tentative="1">
+      <w:start w:val="1"/>
+      <w:numFmt w:val="bullet"/>
+      <w:lvlText w:val=""/>
+      <w:lvlJc w:val="left"/>
+      <w:pPr>
+        <w:ind w:left="4320" w:hanging="360"/>
+      </w:pPr>
+      <w:rPr>
+        <w:rFonts w:ascii="Wingdings" w:hAnsi="Wingdings" w:hint="default"/>
+      </w:rPr>
+    </w:lvl>
+    <w:lvl w:ilvl="6" w:tplc="04190001" w:tentative="1">
+      <w:start w:val="1"/>
+      <w:numFmt w:val="bullet"/>
+      <w:lvlText w:val=""/>
+      <w:lvlJc w:val="left"/>
+      <w:pPr>
+        <w:ind w:left="5040" w:hanging="360"/>
+      </w:pPr>
+      <w:rPr>
+        <w:rFonts w:ascii="Symbol" w:hAnsi="Symbol" w:hint="default"/>
+      </w:rPr>
+    </w:lvl>
+    <w:lvl w:ilvl="7" w:tplc="04190003" w:tentative="1">
+      <w:start w:val="1"/>
+      <w:numFmt w:val="bullet"/>
+      <w:lvlText w:val="o"/>
+      <w:lvlJc w:val="left"/>
+      <w:pPr>
+        <w:ind w:left="5760" w:hanging="360"/>
+      </w:pPr>
+      <w:rPr>
+        <w:rFonts w:ascii="Courier New" w:hAnsi="Courier New" w:cs="Courier New" w:hint="default"/>
+      </w:rPr>
+    </w:lvl>
+    <w:lvl w:ilvl="8" w:tplc="04190005" w:tentative="1">
+      <w:start w:val="1"/>
+      <w:numFmt w:val="bullet"/>
+      <w:lvlText w:val=""/>
+      <w:lvlJc w:val="left"/>
+      <w:pPr>
+        <w:ind w:left="6480" w:hanging="360"/>
+      </w:pPr>
+      <w:rPr>
+        <w:rFonts w:ascii="Wingdings" w:hAnsi="Wingdings" w:hint="default"/>
+      </w:rPr>
+    </w:lvl>
+  </w:abstractNum>
+  <w:abstractNum w:abstractNumId="23" w15:restartNumberingAfterBreak="0">
     <w:nsid w:val="3D407497"/>
     <w:multiLevelType w:val="multilevel"/>
     <w:tmpl w:val="27C8A120"/>
@@ -8301,7 +8727,7 @@
       </w:rPr>
     </w:lvl>
   </w:abstractNum>
-  <w:abstractNum w:abstractNumId="20" w15:restartNumberingAfterBreak="0">
+  <w:abstractNum w:abstractNumId="24" w15:restartNumberingAfterBreak="0">
     <w:nsid w:val="41701E86"/>
     <w:multiLevelType w:val="multilevel"/>
     <w:tmpl w:val="81A40D16"/>
@@ -8450,7 +8876,7 @@
       </w:rPr>
     </w:lvl>
   </w:abstractNum>
-  <w:abstractNum w:abstractNumId="21" w15:restartNumberingAfterBreak="0">
+  <w:abstractNum w:abstractNumId="25" w15:restartNumberingAfterBreak="0">
     <w:nsid w:val="474E3698"/>
     <w:multiLevelType w:val="multilevel"/>
     <w:tmpl w:val="2F448B78"/>
@@ -8599,7 +9025,7 @@
       </w:rPr>
     </w:lvl>
   </w:abstractNum>
-  <w:abstractNum w:abstractNumId="22" w15:restartNumberingAfterBreak="0">
+  <w:abstractNum w:abstractNumId="26" w15:restartNumberingAfterBreak="0">
     <w:nsid w:val="488A29B6"/>
     <w:multiLevelType w:val="multilevel"/>
     <w:tmpl w:val="BDA4E5C8"/>
@@ -8748,7 +9174,7 @@
       </w:rPr>
     </w:lvl>
   </w:abstractNum>
-  <w:abstractNum w:abstractNumId="23" w15:restartNumberingAfterBreak="0">
+  <w:abstractNum w:abstractNumId="27" w15:restartNumberingAfterBreak="0">
     <w:nsid w:val="489A0EDA"/>
     <w:multiLevelType w:val="multilevel"/>
     <w:tmpl w:val="068ED9B0"/>
@@ -8861,7 +9287,7 @@
       </w:pPr>
     </w:lvl>
   </w:abstractNum>
-  <w:abstractNum w:abstractNumId="24" w15:restartNumberingAfterBreak="0">
+  <w:abstractNum w:abstractNumId="28" w15:restartNumberingAfterBreak="0">
     <w:nsid w:val="490F1714"/>
     <w:multiLevelType w:val="multilevel"/>
     <w:tmpl w:val="277C2898"/>
@@ -9010,7 +9436,7 @@
       </w:rPr>
     </w:lvl>
   </w:abstractNum>
-  <w:abstractNum w:abstractNumId="25" w15:restartNumberingAfterBreak="0">
+  <w:abstractNum w:abstractNumId="29" w15:restartNumberingAfterBreak="0">
     <w:nsid w:val="49213062"/>
     <w:multiLevelType w:val="multilevel"/>
     <w:tmpl w:val="D75217A6"/>
@@ -9159,7 +9585,7 @@
       </w:rPr>
     </w:lvl>
   </w:abstractNum>
-  <w:abstractNum w:abstractNumId="26" w15:restartNumberingAfterBreak="0">
+  <w:abstractNum w:abstractNumId="30" w15:restartNumberingAfterBreak="0">
     <w:nsid w:val="4BC037C8"/>
     <w:multiLevelType w:val="multilevel"/>
     <w:tmpl w:val="844860B2"/>
@@ -9308,7 +9734,7 @@
       </w:rPr>
     </w:lvl>
   </w:abstractNum>
-  <w:abstractNum w:abstractNumId="27" w15:restartNumberingAfterBreak="0">
+  <w:abstractNum w:abstractNumId="31" w15:restartNumberingAfterBreak="0">
     <w:nsid w:val="4DD77BDD"/>
     <w:multiLevelType w:val="multilevel"/>
     <w:tmpl w:val="53660376"/>
@@ -9421,7 +9847,155 @@
       </w:pPr>
     </w:lvl>
   </w:abstractNum>
-  <w:abstractNum w:abstractNumId="28" w15:restartNumberingAfterBreak="0">
+  <w:abstractNum w:abstractNumId="32" w15:restartNumberingAfterBreak="0">
+    <w:nsid w:val="4F2A545A"/>
+    <w:multiLevelType w:val="multilevel"/>
+    <w:tmpl w:val="88EAE2DC"/>
+    <w:lvl w:ilvl="0">
+      <w:numFmt w:val="bullet"/>
+      <w:lvlText w:val="•"/>
+      <w:lvlJc w:val="left"/>
+      <w:pPr>
+        <w:tabs>
+          <w:tab w:val="num" w:pos="720"/>
+        </w:tabs>
+        <w:ind w:left="720" w:hanging="360"/>
+      </w:pPr>
+      <w:rPr>
+        <w:rFonts w:ascii="Times New Roman" w:eastAsia="Times New Roman" w:hAnsi="Times New Roman" w:cs="Times New Roman" w:hint="default"/>
+        <w:sz w:val="20"/>
+      </w:rPr>
+    </w:lvl>
+    <w:lvl w:ilvl="1" w:tentative="1">
+      <w:start w:val="1"/>
+      <w:numFmt w:val="bullet"/>
+      <w:lvlText w:val="o"/>
+      <w:lvlJc w:val="left"/>
+      <w:pPr>
+        <w:tabs>
+          <w:tab w:val="num" w:pos="1440"/>
+        </w:tabs>
+        <w:ind w:left="1440" w:hanging="360"/>
+      </w:pPr>
+      <w:rPr>
+        <w:rFonts w:ascii="Courier New" w:hAnsi="Courier New" w:hint="default"/>
+        <w:sz w:val="20"/>
+      </w:rPr>
+    </w:lvl>
+    <w:lvl w:ilvl="2" w:tentative="1">
+      <w:start w:val="1"/>
+      <w:numFmt w:val="bullet"/>
+      <w:lvlText w:val=""/>
+      <w:lvlJc w:val="left"/>
+      <w:pPr>
+        <w:tabs>
+          <w:tab w:val="num" w:pos="2160"/>
+        </w:tabs>
+        <w:ind w:left="2160" w:hanging="360"/>
+      </w:pPr>
+      <w:rPr>
+        <w:rFonts w:ascii="Wingdings" w:hAnsi="Wingdings" w:hint="default"/>
+        <w:sz w:val="20"/>
+      </w:rPr>
+    </w:lvl>
+    <w:lvl w:ilvl="3" w:tentative="1">
+      <w:start w:val="1"/>
+      <w:numFmt w:val="bullet"/>
+      <w:lvlText w:val=""/>
+      <w:lvlJc w:val="left"/>
+      <w:pPr>
+        <w:tabs>
+          <w:tab w:val="num" w:pos="2880"/>
+        </w:tabs>
+        <w:ind w:left="2880" w:hanging="360"/>
+      </w:pPr>
+      <w:rPr>
+        <w:rFonts w:ascii="Wingdings" w:hAnsi="Wingdings" w:hint="default"/>
+        <w:sz w:val="20"/>
+      </w:rPr>
+    </w:lvl>
+    <w:lvl w:ilvl="4" w:tentative="1">
+      <w:start w:val="1"/>
+      <w:numFmt w:val="bullet"/>
+      <w:lvlText w:val=""/>
+      <w:lvlJc w:val="left"/>
+      <w:pPr>
+        <w:tabs>
+          <w:tab w:val="num" w:pos="3600"/>
+        </w:tabs>
+        <w:ind w:left="3600" w:hanging="360"/>
+      </w:pPr>
+      <w:rPr>
+        <w:rFonts w:ascii="Wingdings" w:hAnsi="Wingdings" w:hint="default"/>
+        <w:sz w:val="20"/>
+      </w:rPr>
+    </w:lvl>
+    <w:lvl w:ilvl="5" w:tentative="1">
+      <w:start w:val="1"/>
+      <w:numFmt w:val="bullet"/>
+      <w:lvlText w:val=""/>
+      <w:lvlJc w:val="left"/>
+      <w:pPr>
+        <w:tabs>
+          <w:tab w:val="num" w:pos="4320"/>
+        </w:tabs>
+        <w:ind w:left="4320" w:hanging="360"/>
+      </w:pPr>
+      <w:rPr>
+        <w:rFonts w:ascii="Wingdings" w:hAnsi="Wingdings" w:hint="default"/>
+        <w:sz w:val="20"/>
+      </w:rPr>
+    </w:lvl>
+    <w:lvl w:ilvl="6" w:tentative="1">
+      <w:start w:val="1"/>
+      <w:numFmt w:val="bullet"/>
+      <w:lvlText w:val=""/>
+      <w:lvlJc w:val="left"/>
+      <w:pPr>
+        <w:tabs>
+          <w:tab w:val="num" w:pos="5040"/>
+        </w:tabs>
+        <w:ind w:left="5040" w:hanging="360"/>
+      </w:pPr>
+      <w:rPr>
+        <w:rFonts w:ascii="Wingdings" w:hAnsi="Wingdings" w:hint="default"/>
+        <w:sz w:val="20"/>
+      </w:rPr>
+    </w:lvl>
+    <w:lvl w:ilvl="7" w:tentative="1">
+      <w:start w:val="1"/>
+      <w:numFmt w:val="bullet"/>
+      <w:lvlText w:val=""/>
+      <w:lvlJc w:val="left"/>
+      <w:pPr>
+        <w:tabs>
+          <w:tab w:val="num" w:pos="5760"/>
+        </w:tabs>
+        <w:ind w:left="5760" w:hanging="360"/>
+      </w:pPr>
+      <w:rPr>
+        <w:rFonts w:ascii="Wingdings" w:hAnsi="Wingdings" w:hint="default"/>
+        <w:sz w:val="20"/>
+      </w:rPr>
+    </w:lvl>
+    <w:lvl w:ilvl="8" w:tentative="1">
+      <w:start w:val="1"/>
+      <w:numFmt w:val="bullet"/>
+      <w:lvlText w:val=""/>
+      <w:lvlJc w:val="left"/>
+      <w:pPr>
+        <w:tabs>
+          <w:tab w:val="num" w:pos="6480"/>
+        </w:tabs>
+        <w:ind w:left="6480" w:hanging="360"/>
+      </w:pPr>
+      <w:rPr>
+        <w:rFonts w:ascii="Wingdings" w:hAnsi="Wingdings" w:hint="default"/>
+        <w:sz w:val="20"/>
+      </w:rPr>
+    </w:lvl>
+  </w:abstractNum>
+  <w:abstractNum w:abstractNumId="33" w15:restartNumberingAfterBreak="0">
     <w:nsid w:val="50633917"/>
     <w:multiLevelType w:val="multilevel"/>
     <w:tmpl w:val="D88AAE0E"/>
@@ -9534,7 +10108,7 @@
       </w:pPr>
     </w:lvl>
   </w:abstractNum>
-  <w:abstractNum w:abstractNumId="29" w15:restartNumberingAfterBreak="0">
+  <w:abstractNum w:abstractNumId="34" w15:restartNumberingAfterBreak="0">
     <w:nsid w:val="51F729C4"/>
     <w:multiLevelType w:val="multilevel"/>
     <w:tmpl w:val="EFCC18F2"/>
@@ -9683,7 +10257,7 @@
       </w:rPr>
     </w:lvl>
   </w:abstractNum>
-  <w:abstractNum w:abstractNumId="30" w15:restartNumberingAfterBreak="0">
+  <w:abstractNum w:abstractNumId="35" w15:restartNumberingAfterBreak="0">
     <w:nsid w:val="5407457C"/>
     <w:multiLevelType w:val="multilevel"/>
     <w:tmpl w:val="E9FE5EE6"/>
@@ -9832,7 +10406,7 @@
       </w:rPr>
     </w:lvl>
   </w:abstractNum>
-  <w:abstractNum w:abstractNumId="31" w15:restartNumberingAfterBreak="0">
+  <w:abstractNum w:abstractNumId="36" w15:restartNumberingAfterBreak="0">
     <w:nsid w:val="5B2E4EFC"/>
     <w:multiLevelType w:val="multilevel"/>
     <w:tmpl w:val="A47C9416"/>
@@ -9945,7 +10519,7 @@
       </w:pPr>
     </w:lvl>
   </w:abstractNum>
-  <w:abstractNum w:abstractNumId="32" w15:restartNumberingAfterBreak="0">
+  <w:abstractNum w:abstractNumId="37" w15:restartNumberingAfterBreak="0">
     <w:nsid w:val="5D4D212B"/>
     <w:multiLevelType w:val="multilevel"/>
     <w:tmpl w:val="554801B2"/>
@@ -10094,7 +10668,7 @@
       </w:rPr>
     </w:lvl>
   </w:abstractNum>
-  <w:abstractNum w:abstractNumId="33" w15:restartNumberingAfterBreak="0">
+  <w:abstractNum w:abstractNumId="38" w15:restartNumberingAfterBreak="0">
     <w:nsid w:val="63C55720"/>
     <w:multiLevelType w:val="multilevel"/>
     <w:tmpl w:val="38B018B4"/>
@@ -10243,7 +10817,7 @@
       </w:rPr>
     </w:lvl>
   </w:abstractNum>
-  <w:abstractNum w:abstractNumId="34" w15:restartNumberingAfterBreak="0">
+  <w:abstractNum w:abstractNumId="39" w15:restartNumberingAfterBreak="0">
     <w:nsid w:val="6953635B"/>
     <w:multiLevelType w:val="multilevel"/>
     <w:tmpl w:val="E06C4574"/>
@@ -10392,7 +10966,7 @@
       </w:rPr>
     </w:lvl>
   </w:abstractNum>
-  <w:abstractNum w:abstractNumId="35" w15:restartNumberingAfterBreak="0">
+  <w:abstractNum w:abstractNumId="40" w15:restartNumberingAfterBreak="0">
     <w:nsid w:val="6C5D7775"/>
     <w:multiLevelType w:val="multilevel"/>
     <w:tmpl w:val="4E9A0008"/>
@@ -10541,7 +11115,7 @@
       </w:rPr>
     </w:lvl>
   </w:abstractNum>
-  <w:abstractNum w:abstractNumId="36" w15:restartNumberingAfterBreak="0">
+  <w:abstractNum w:abstractNumId="41" w15:restartNumberingAfterBreak="0">
     <w:nsid w:val="6EC84C21"/>
     <w:multiLevelType w:val="multilevel"/>
     <w:tmpl w:val="84BEE816"/>
@@ -10690,7 +11264,123 @@
       </w:rPr>
     </w:lvl>
   </w:abstractNum>
-  <w:abstractNum w:abstractNumId="37" w15:restartNumberingAfterBreak="0">
+  <w:abstractNum w:abstractNumId="42" w15:restartNumberingAfterBreak="0">
+    <w:nsid w:val="70193C6B"/>
+    <w:multiLevelType w:val="multilevel"/>
+    <w:tmpl w:val="0C6C0DE4"/>
+    <w:lvl w:ilvl="0">
+      <w:start w:val="1"/>
+      <w:numFmt w:val="bullet"/>
+      <w:lvlText w:val=""/>
+      <w:lvlJc w:val="left"/>
+      <w:pPr>
+        <w:tabs>
+          <w:tab w:val="num" w:pos="720"/>
+        </w:tabs>
+        <w:ind w:left="720" w:hanging="360"/>
+      </w:pPr>
+      <w:rPr>
+        <w:rFonts w:ascii="Symbol" w:hAnsi="Symbol" w:hint="default"/>
+      </w:rPr>
+    </w:lvl>
+    <w:lvl w:ilvl="1" w:tentative="1">
+      <w:start w:val="1"/>
+      <w:numFmt w:val="decimal"/>
+      <w:lvlText w:val="%2."/>
+      <w:lvlJc w:val="left"/>
+      <w:pPr>
+        <w:tabs>
+          <w:tab w:val="num" w:pos="1440"/>
+        </w:tabs>
+        <w:ind w:left="1440" w:hanging="360"/>
+      </w:pPr>
+    </w:lvl>
+    <w:lvl w:ilvl="2" w:tentative="1">
+      <w:start w:val="1"/>
+      <w:numFmt w:val="decimal"/>
+      <w:lvlText w:val="%3."/>
+      <w:lvlJc w:val="left"/>
+      <w:pPr>
+        <w:tabs>
+          <w:tab w:val="num" w:pos="2160"/>
+        </w:tabs>
+        <w:ind w:left="2160" w:hanging="360"/>
+      </w:pPr>
+    </w:lvl>
+    <w:lvl w:ilvl="3" w:tentative="1">
+      <w:start w:val="1"/>
+      <w:numFmt w:val="decimal"/>
+      <w:lvlText w:val="%4."/>
+      <w:lvlJc w:val="left"/>
+      <w:pPr>
+        <w:tabs>
+          <w:tab w:val="num" w:pos="2880"/>
+        </w:tabs>
+        <w:ind w:left="2880" w:hanging="360"/>
+      </w:pPr>
+    </w:lvl>
+    <w:lvl w:ilvl="4" w:tentative="1">
+      <w:start w:val="1"/>
+      <w:numFmt w:val="decimal"/>
+      <w:lvlText w:val="%5."/>
+      <w:lvlJc w:val="left"/>
+      <w:pPr>
+        <w:tabs>
+          <w:tab w:val="num" w:pos="3600"/>
+        </w:tabs>
+        <w:ind w:left="3600" w:hanging="360"/>
+      </w:pPr>
+    </w:lvl>
+    <w:lvl w:ilvl="5" w:tentative="1">
+      <w:start w:val="1"/>
+      <w:numFmt w:val="decimal"/>
+      <w:lvlText w:val="%6."/>
+      <w:lvlJc w:val="left"/>
+      <w:pPr>
+        <w:tabs>
+          <w:tab w:val="num" w:pos="4320"/>
+        </w:tabs>
+        <w:ind w:left="4320" w:hanging="360"/>
+      </w:pPr>
+    </w:lvl>
+    <w:lvl w:ilvl="6" w:tentative="1">
+      <w:start w:val="1"/>
+      <w:numFmt w:val="decimal"/>
+      <w:lvlText w:val="%7."/>
+      <w:lvlJc w:val="left"/>
+      <w:pPr>
+        <w:tabs>
+          <w:tab w:val="num" w:pos="5040"/>
+        </w:tabs>
+        <w:ind w:left="5040" w:hanging="360"/>
+      </w:pPr>
+    </w:lvl>
+    <w:lvl w:ilvl="7" w:tentative="1">
+      <w:start w:val="1"/>
+      <w:numFmt w:val="decimal"/>
+      <w:lvlText w:val="%8."/>
+      <w:lvlJc w:val="left"/>
+      <w:pPr>
+        <w:tabs>
+          <w:tab w:val="num" w:pos="5760"/>
+        </w:tabs>
+        <w:ind w:left="5760" w:hanging="360"/>
+      </w:pPr>
+    </w:lvl>
+    <w:lvl w:ilvl="8" w:tentative="1">
+      <w:start w:val="1"/>
+      <w:numFmt w:val="decimal"/>
+      <w:lvlText w:val="%9."/>
+      <w:lvlJc w:val="left"/>
+      <w:pPr>
+        <w:tabs>
+          <w:tab w:val="num" w:pos="6480"/>
+        </w:tabs>
+        <w:ind w:left="6480" w:hanging="360"/>
+      </w:pPr>
+    </w:lvl>
+  </w:abstractNum>
+  <w:abstractNum w:abstractNumId="43" w15:restartNumberingAfterBreak="0">
     <w:nsid w:val="70FD5BCC"/>
     <w:multiLevelType w:val="multilevel"/>
     <w:tmpl w:val="F70E8A0C"/>
@@ -10839,7 +11529,7 @@
       </w:rPr>
     </w:lvl>
   </w:abstractNum>
-  <w:abstractNum w:abstractNumId="38" w15:restartNumberingAfterBreak="0">
+  <w:abstractNum w:abstractNumId="44" w15:restartNumberingAfterBreak="0">
     <w:nsid w:val="73E159DC"/>
     <w:multiLevelType w:val="multilevel"/>
     <w:tmpl w:val="1F7AFEB2"/>
@@ -10988,7 +11678,7 @@
       </w:rPr>
     </w:lvl>
   </w:abstractNum>
-  <w:abstractNum w:abstractNumId="39" w15:restartNumberingAfterBreak="0">
+  <w:abstractNum w:abstractNumId="45" w15:restartNumberingAfterBreak="0">
     <w:nsid w:val="7A8A5879"/>
     <w:multiLevelType w:val="multilevel"/>
     <w:tmpl w:val="BFB4146C"/>
@@ -11137,7 +11827,7 @@
       </w:rPr>
     </w:lvl>
   </w:abstractNum>
-  <w:abstractNum w:abstractNumId="40" w15:restartNumberingAfterBreak="0">
+  <w:abstractNum w:abstractNumId="46" w15:restartNumberingAfterBreak="0">
     <w:nsid w:val="7D2A78B9"/>
     <w:multiLevelType w:val="multilevel"/>
     <w:tmpl w:val="67B0587E"/>
@@ -11286,134 +11976,267 @@
       </w:rPr>
     </w:lvl>
   </w:abstractNum>
-  <w:num w:numId="1" w16cid:durableId="1901207685">
-    <w:abstractNumId w:val="9"/>
+  <w:abstractNum w:abstractNumId="47" w15:restartNumberingAfterBreak="0">
+    <w:nsid w:val="7DCB3A6D"/>
+    <w:multiLevelType w:val="hybridMultilevel"/>
+    <w:tmpl w:val="4F3E71B2"/>
+    <w:lvl w:ilvl="0" w:tplc="A1B06B4C">
+      <w:numFmt w:val="bullet"/>
+      <w:lvlText w:val="•"/>
+      <w:lvlJc w:val="left"/>
+      <w:pPr>
+        <w:ind w:left="1080" w:hanging="360"/>
+      </w:pPr>
+      <w:rPr>
+        <w:rFonts w:ascii="Times New Roman" w:eastAsia="Times New Roman" w:hAnsi="Times New Roman" w:cs="Times New Roman" w:hint="default"/>
+      </w:rPr>
+    </w:lvl>
+    <w:lvl w:ilvl="1" w:tplc="04190003" w:tentative="1">
+      <w:start w:val="1"/>
+      <w:numFmt w:val="bullet"/>
+      <w:lvlText w:val="o"/>
+      <w:lvlJc w:val="left"/>
+      <w:pPr>
+        <w:ind w:left="1800" w:hanging="360"/>
+      </w:pPr>
+      <w:rPr>
+        <w:rFonts w:ascii="Courier New" w:hAnsi="Courier New" w:cs="Courier New" w:hint="default"/>
+      </w:rPr>
+    </w:lvl>
+    <w:lvl w:ilvl="2" w:tplc="04190005" w:tentative="1">
+      <w:start w:val="1"/>
+      <w:numFmt w:val="bullet"/>
+      <w:lvlText w:val=""/>
+      <w:lvlJc w:val="left"/>
+      <w:pPr>
+        <w:ind w:left="2520" w:hanging="360"/>
+      </w:pPr>
+      <w:rPr>
+        <w:rFonts w:ascii="Wingdings" w:hAnsi="Wingdings" w:hint="default"/>
+      </w:rPr>
+    </w:lvl>
+    <w:lvl w:ilvl="3" w:tplc="04190001" w:tentative="1">
+      <w:start w:val="1"/>
+      <w:numFmt w:val="bullet"/>
+      <w:lvlText w:val=""/>
+      <w:lvlJc w:val="left"/>
+      <w:pPr>
+        <w:ind w:left="3240" w:hanging="360"/>
+      </w:pPr>
+      <w:rPr>
+        <w:rFonts w:ascii="Symbol" w:hAnsi="Symbol" w:hint="default"/>
+      </w:rPr>
+    </w:lvl>
+    <w:lvl w:ilvl="4" w:tplc="04190003" w:tentative="1">
+      <w:start w:val="1"/>
+      <w:numFmt w:val="bullet"/>
+      <w:lvlText w:val="o"/>
+      <w:lvlJc w:val="left"/>
+      <w:pPr>
+        <w:ind w:left="3960" w:hanging="360"/>
+      </w:pPr>
+      <w:rPr>
+        <w:rFonts w:ascii="Courier New" w:hAnsi="Courier New" w:cs="Courier New" w:hint="default"/>
+      </w:rPr>
+    </w:lvl>
+    <w:lvl w:ilvl="5" w:tplc="04190005" w:tentative="1">
+      <w:start w:val="1"/>
+      <w:numFmt w:val="bullet"/>
+      <w:lvlText w:val=""/>
+      <w:lvlJc w:val="left"/>
+      <w:pPr>
+        <w:ind w:left="4680" w:hanging="360"/>
+      </w:pPr>
+      <w:rPr>
+        <w:rFonts w:ascii="Wingdings" w:hAnsi="Wingdings" w:hint="default"/>
+      </w:rPr>
+    </w:lvl>
+    <w:lvl w:ilvl="6" w:tplc="04190001" w:tentative="1">
+      <w:start w:val="1"/>
+      <w:numFmt w:val="bullet"/>
+      <w:lvlText w:val=""/>
+      <w:lvlJc w:val="left"/>
+      <w:pPr>
+        <w:ind w:left="5400" w:hanging="360"/>
+      </w:pPr>
+      <w:rPr>
+        <w:rFonts w:ascii="Symbol" w:hAnsi="Symbol" w:hint="default"/>
+      </w:rPr>
+    </w:lvl>
+    <w:lvl w:ilvl="7" w:tplc="04190003" w:tentative="1">
+      <w:start w:val="1"/>
+      <w:numFmt w:val="bullet"/>
+      <w:lvlText w:val="o"/>
+      <w:lvlJc w:val="left"/>
+      <w:pPr>
+        <w:ind w:left="6120" w:hanging="360"/>
+      </w:pPr>
+      <w:rPr>
+        <w:rFonts w:ascii="Courier New" w:hAnsi="Courier New" w:cs="Courier New" w:hint="default"/>
+      </w:rPr>
+    </w:lvl>
+    <w:lvl w:ilvl="8" w:tplc="04190005" w:tentative="1">
+      <w:start w:val="1"/>
+      <w:numFmt w:val="bullet"/>
+      <w:lvlText w:val=""/>
+      <w:lvlJc w:val="left"/>
+      <w:pPr>
+        <w:ind w:left="6840" w:hanging="360"/>
+      </w:pPr>
+      <w:rPr>
+        <w:rFonts w:ascii="Wingdings" w:hAnsi="Wingdings" w:hint="default"/>
+      </w:rPr>
+    </w:lvl>
+  </w:abstractNum>
+  <w:num w:numId="1">
+    <w:abstractNumId w:val="12"/>
   </w:num>
-  <w:num w:numId="2" w16cid:durableId="72246756">
+  <w:num w:numId="2">
+    <w:abstractNumId w:val="35"/>
+  </w:num>
+  <w:num w:numId="3">
+    <w:abstractNumId w:val="14"/>
+  </w:num>
+  <w:num w:numId="4">
+    <w:abstractNumId w:val="3"/>
+  </w:num>
+  <w:num w:numId="5">
+    <w:abstractNumId w:val="19"/>
+  </w:num>
+  <w:num w:numId="6">
+    <w:abstractNumId w:val="5"/>
+  </w:num>
+  <w:num w:numId="7">
+    <w:abstractNumId w:val="15"/>
+  </w:num>
+  <w:num w:numId="8">
+    <w:abstractNumId w:val="2"/>
+  </w:num>
+  <w:num w:numId="9">
+    <w:abstractNumId w:val="43"/>
+  </w:num>
+  <w:num w:numId="10">
+    <w:abstractNumId w:val="40"/>
+  </w:num>
+  <w:num w:numId="11">
+    <w:abstractNumId w:val="4"/>
+  </w:num>
+  <w:num w:numId="12">
     <w:abstractNumId w:val="30"/>
   </w:num>
-  <w:num w:numId="3" w16cid:durableId="848637337">
+  <w:num w:numId="13">
+    <w:abstractNumId w:val="17"/>
+  </w:num>
+  <w:num w:numId="14">
+    <w:abstractNumId w:val="34"/>
+  </w:num>
+  <w:num w:numId="15">
+    <w:abstractNumId w:val="24"/>
+  </w:num>
+  <w:num w:numId="16">
+    <w:abstractNumId w:val="7"/>
+  </w:num>
+  <w:num w:numId="17">
+    <w:abstractNumId w:val="29"/>
+  </w:num>
+  <w:num w:numId="18">
+    <w:abstractNumId w:val="38"/>
+  </w:num>
+  <w:num w:numId="19">
+    <w:abstractNumId w:val="1"/>
+  </w:num>
+  <w:num w:numId="20">
+    <w:abstractNumId w:val="28"/>
+  </w:num>
+  <w:num w:numId="21">
+    <w:abstractNumId w:val="10"/>
+  </w:num>
+  <w:num w:numId="22">
+    <w:abstractNumId w:val="41"/>
+  </w:num>
+  <w:num w:numId="23">
+    <w:abstractNumId w:val="46"/>
+  </w:num>
+  <w:num w:numId="24">
+    <w:abstractNumId w:val="16"/>
+  </w:num>
+  <w:num w:numId="25">
     <w:abstractNumId w:val="11"/>
   </w:num>
-  <w:num w:numId="4" w16cid:durableId="506598888">
-    <w:abstractNumId w:val="3"/>
-  </w:num>
-  <w:num w:numId="5" w16cid:durableId="1522279152">
-    <w:abstractNumId w:val="16"/>
-  </w:num>
-  <w:num w:numId="6" w16cid:durableId="283583927">
-    <w:abstractNumId w:val="5"/>
-  </w:num>
-  <w:num w:numId="7" w16cid:durableId="2002853936">
-    <w:abstractNumId w:val="12"/>
-  </w:num>
-  <w:num w:numId="8" w16cid:durableId="677460878">
-    <w:abstractNumId w:val="2"/>
-  </w:num>
-  <w:num w:numId="9" w16cid:durableId="878905173">
+  <w:num w:numId="26">
     <w:abstractNumId w:val="37"/>
   </w:num>
-  <w:num w:numId="10" w16cid:durableId="1359114654">
-    <w:abstractNumId w:val="35"/>
+  <w:num w:numId="27">
+    <w:abstractNumId w:val="18"/>
   </w:num>
-  <w:num w:numId="11" w16cid:durableId="970790854">
-    <w:abstractNumId w:val="4"/>
+  <w:num w:numId="28">
+    <w:abstractNumId w:val="13"/>
   </w:num>
-  <w:num w:numId="12" w16cid:durableId="2031565624">
+  <w:num w:numId="29">
+    <w:abstractNumId w:val="27"/>
+  </w:num>
+  <w:num w:numId="30">
+    <w:abstractNumId w:val="45"/>
+  </w:num>
+  <w:num w:numId="31">
+    <w:abstractNumId w:val="31"/>
+  </w:num>
+  <w:num w:numId="32">
+    <w:abstractNumId w:val="21"/>
+  </w:num>
+  <w:num w:numId="33">
+    <w:abstractNumId w:val="20"/>
+  </w:num>
+  <w:num w:numId="34">
+    <w:abstractNumId w:val="36"/>
+  </w:num>
+  <w:num w:numId="35">
+    <w:abstractNumId w:val="23"/>
+  </w:num>
+  <w:num w:numId="36">
+    <w:abstractNumId w:val="33"/>
+  </w:num>
+  <w:num w:numId="37">
+    <w:abstractNumId w:val="39"/>
+  </w:num>
+  <w:num w:numId="38">
+    <w:abstractNumId w:val="0"/>
+  </w:num>
+  <w:num w:numId="39">
     <w:abstractNumId w:val="26"/>
   </w:num>
-  <w:num w:numId="13" w16cid:durableId="1528836637">
-    <w:abstractNumId w:val="14"/>
+  <w:num w:numId="40">
+    <w:abstractNumId w:val="25"/>
   </w:num>
-  <w:num w:numId="14" w16cid:durableId="728386607">
-    <w:abstractNumId w:val="29"/>
+  <w:num w:numId="41">
+    <w:abstractNumId w:val="44"/>
   </w:num>
-  <w:num w:numId="15" w16cid:durableId="724063861">
-    <w:abstractNumId w:val="20"/>
+  <w:num w:numId="42">
+    <w:abstractNumId w:val="42"/>
   </w:num>
-  <w:num w:numId="16" w16cid:durableId="1148788439">
+  <w:num w:numId="43">
+    <w:abstractNumId w:val="8"/>
+  </w:num>
+  <w:num w:numId="44">
+    <w:abstractNumId w:val="32"/>
+  </w:num>
+  <w:num w:numId="45">
+    <w:abstractNumId w:val="47"/>
+  </w:num>
+  <w:num w:numId="46">
     <w:abstractNumId w:val="6"/>
   </w:num>
-  <w:num w:numId="17" w16cid:durableId="1494490823">
-    <w:abstractNumId w:val="25"/>
-  </w:num>
-  <w:num w:numId="18" w16cid:durableId="298343566">
-    <w:abstractNumId w:val="33"/>
-  </w:num>
-  <w:num w:numId="19" w16cid:durableId="1669674459">
-    <w:abstractNumId w:val="1"/>
-  </w:num>
-  <w:num w:numId="20" w16cid:durableId="1569148950">
-    <w:abstractNumId w:val="24"/>
-  </w:num>
-  <w:num w:numId="21" w16cid:durableId="520780263">
-    <w:abstractNumId w:val="7"/>
-  </w:num>
-  <w:num w:numId="22" w16cid:durableId="662316764">
-    <w:abstractNumId w:val="36"/>
-  </w:num>
-  <w:num w:numId="23" w16cid:durableId="973371664">
-    <w:abstractNumId w:val="40"/>
-  </w:num>
-  <w:num w:numId="24" w16cid:durableId="1190335652">
-    <w:abstractNumId w:val="13"/>
-  </w:num>
-  <w:num w:numId="25" w16cid:durableId="1751998062">
-    <w:abstractNumId w:val="8"/>
-  </w:num>
-  <w:num w:numId="26" w16cid:durableId="1086807864">
-    <w:abstractNumId w:val="32"/>
-  </w:num>
-  <w:num w:numId="27" w16cid:durableId="315383060">
-    <w:abstractNumId w:val="15"/>
-  </w:num>
-  <w:num w:numId="28" w16cid:durableId="261182394">
-    <w:abstractNumId w:val="10"/>
-  </w:num>
-  <w:num w:numId="29" w16cid:durableId="2061244440">
-    <w:abstractNumId w:val="23"/>
-  </w:num>
-  <w:num w:numId="30" w16cid:durableId="2046830526">
-    <w:abstractNumId w:val="39"/>
-  </w:num>
-  <w:num w:numId="31" w16cid:durableId="406730069">
-    <w:abstractNumId w:val="27"/>
-  </w:num>
-  <w:num w:numId="32" w16cid:durableId="759958152">
-    <w:abstractNumId w:val="18"/>
-  </w:num>
-  <w:num w:numId="33" w16cid:durableId="698242572">
-    <w:abstractNumId w:val="17"/>
-  </w:num>
-  <w:num w:numId="34" w16cid:durableId="1211261366">
-    <w:abstractNumId w:val="31"/>
-  </w:num>
-  <w:num w:numId="35" w16cid:durableId="1601454456">
-    <w:abstractNumId w:val="19"/>
-  </w:num>
-  <w:num w:numId="36" w16cid:durableId="1699892614">
-    <w:abstractNumId w:val="28"/>
-  </w:num>
-  <w:num w:numId="37" w16cid:durableId="26221185">
-    <w:abstractNumId w:val="34"/>
-  </w:num>
-  <w:num w:numId="38" w16cid:durableId="736898242">
-    <w:abstractNumId w:val="0"/>
-  </w:num>
-  <w:num w:numId="39" w16cid:durableId="1618677412">
+  <w:num w:numId="47">
     <w:abstractNumId w:val="22"/>
   </w:num>
-  <w:num w:numId="40" w16cid:durableId="82842845">
-    <w:abstractNumId w:val="21"/>
-  </w:num>
-  <w:num w:numId="41" w16cid:durableId="1533807501">
-    <w:abstractNumId w:val="38"/>
+  <w:num w:numId="48">
+    <w:abstractNumId w:val="9"/>
   </w:num>
 </w:numbering>
 </file>
 
 <file path=word/styles.xml><?xml version="1.0" encoding="utf-8"?>
-<w:styles xmlns:mc="http://schemas.openxmlformats.org/markup-compatibility/2006" xmlns:r="http://schemas.openxmlformats.org/officeDocument/2006/relationships" xmlns:w="http://schemas.openxmlformats.org/wordprocessingml/2006/main" xmlns:w14="http://schemas.microsoft.com/office/word/2010/wordml" xmlns:w15="http://schemas.microsoft.com/office/word/2012/wordml" xmlns:w16cex="http://schemas.microsoft.com/office/word/2018/wordml/cex" xmlns:w16cid="http://schemas.microsoft.com/office/word/2016/wordml/cid" xmlns:w16="http://schemas.microsoft.com/office/word/2018/wordml" xmlns:w16du="http://schemas.microsoft.com/office/word/2023/wordml/word16du" xmlns:w16sdtdh="http://schemas.microsoft.com/office/word/2020/wordml/sdtdatahash" xmlns:w16sdtfl="http://schemas.microsoft.com/office/word/2024/wordml/sdtformatlock" xmlns:w16se="http://schemas.microsoft.com/office/word/2015/wordml/symex" mc:Ignorable="w14 w15 w16se w16cid w16 w16cex w16sdtdh w16sdtfl w16du">
+<w:styles xmlns:mc="http://schemas.openxmlformats.org/markup-compatibility/2006" xmlns:r="http://schemas.openxmlformats.org/officeDocument/2006/relationships" xmlns:w="http://schemas.openxmlformats.org/wordprocessingml/2006/main" xmlns:w14="http://schemas.microsoft.com/office/word/2010/wordml" xmlns:w15="http://schemas.microsoft.com/office/word/2012/wordml" xmlns:w16cid="http://schemas.microsoft.com/office/word/2016/wordml/cid" xmlns:w16se="http://schemas.microsoft.com/office/word/2015/wordml/symex" mc:Ignorable="w14 w15 w16se w16cid">
   <w:docDefaults>
     <w:rPrDefault>
       <w:rPr>
@@ -12015,6 +12838,7 @@
   <w:style w:type="character" w:default="1" w:styleId="DefaultParagraphFont">
     <w:name w:val="Default Paragraph Font"/>
     <w:uiPriority w:val="1"/>
+    <w:semiHidden/>
     <w:unhideWhenUsed/>
   </w:style>
   <w:style w:type="table" w:default="1" w:styleId="TableNormal">
